--- a/deliveries/cases/FR/1.docx
+++ b/deliveries/cases/FR/1.docx
@@ -1,6 +1,6 @@
 
 <file path=word/document.xml><?xml version="1.0" encoding="utf-8"?>
-<w:document xmlns:wpc="http://schemas.microsoft.com/office/word/2010/wordprocessingCanvas" xmlns:cx="http://schemas.microsoft.com/office/drawing/2014/chartex" xmlns:mc="http://schemas.openxmlformats.org/markup-compatibility/2006" xmlns:o="urn:schemas-microsoft-com:office:office" xmlns:r="http://schemas.openxmlformats.org/officeDocument/2006/relationships" xmlns:m="http://schemas.openxmlformats.org/officeDocument/2006/math" xmlns:v="urn:schemas-microsoft-com:vml" xmlns:wp14="http://schemas.microsoft.com/office/word/2010/wordprocessingDrawing" xmlns:wp="http://schemas.openxmlformats.org/drawingml/2006/wordprocessingDrawing" xmlns:w10="urn:schemas-microsoft-com:office:word" xmlns:w="http://schemas.openxmlformats.org/wordprocessingml/2006/main" xmlns:w14="http://schemas.microsoft.com/office/word/2010/wordml" xmlns:w15="http://schemas.microsoft.com/office/word/2012/wordml" xmlns:w16se="http://schemas.microsoft.com/office/word/2015/wordml/symex" xmlns:wpg="http://schemas.microsoft.com/office/word/2010/wordprocessingGroup" xmlns:wpi="http://schemas.microsoft.com/office/word/2010/wordprocessingInk" xmlns:wne="http://schemas.microsoft.com/office/word/2006/wordml" xmlns:wps="http://schemas.microsoft.com/office/word/2010/wordprocessingShape" mc:Ignorable="w14 w15 w16se wp14">
+<w:document xmlns:wpc="http://schemas.microsoft.com/office/word/2010/wordprocessingCanvas" xmlns:cx="http://schemas.microsoft.com/office/drawing/2014/chartex" xmlns:cx1="http://schemas.microsoft.com/office/drawing/2015/9/8/chartex" xmlns:cx2="http://schemas.microsoft.com/office/drawing/2015/10/21/chartex" xmlns:cx3="http://schemas.microsoft.com/office/drawing/2016/5/9/chartex" xmlns:cx4="http://schemas.microsoft.com/office/drawing/2016/5/10/chartex" xmlns:cx5="http://schemas.microsoft.com/office/drawing/2016/5/11/chartex" xmlns:cx6="http://schemas.microsoft.com/office/drawing/2016/5/12/chartex" xmlns:cx7="http://schemas.microsoft.com/office/drawing/2016/5/13/chartex" xmlns:cx8="http://schemas.microsoft.com/office/drawing/2016/5/14/chartex" xmlns:mc="http://schemas.openxmlformats.org/markup-compatibility/2006" xmlns:aink="http://schemas.microsoft.com/office/drawing/2016/ink" xmlns:am3d="http://schemas.microsoft.com/office/drawing/2017/model3d" xmlns:o="urn:schemas-microsoft-com:office:office" xmlns:oel="http://schemas.microsoft.com/office/2019/extlst" xmlns:r="http://schemas.openxmlformats.org/officeDocument/2006/relationships" xmlns:m="http://schemas.openxmlformats.org/officeDocument/2006/math" xmlns:v="urn:schemas-microsoft-com:vml" xmlns:wp14="http://schemas.microsoft.com/office/word/2010/wordprocessingDrawing" xmlns:wp="http://schemas.openxmlformats.org/drawingml/2006/wordprocessingDrawing" xmlns:w10="urn:schemas-microsoft-com:office:word" xmlns:w="http://schemas.openxmlformats.org/wordprocessingml/2006/main" xmlns:w14="http://schemas.microsoft.com/office/word/2010/wordml" xmlns:w15="http://schemas.microsoft.com/office/word/2012/wordml" xmlns:w16cex="http://schemas.microsoft.com/office/word/2018/wordml/cex" xmlns:w16cid="http://schemas.microsoft.com/office/word/2016/wordml/cid" xmlns:w16="http://schemas.microsoft.com/office/word/2018/wordml" xmlns:w16du="http://schemas.microsoft.com/office/word/2023/wordml/word16du" xmlns:w16sdtdh="http://schemas.microsoft.com/office/word/2020/wordml/sdtdatahash" xmlns:w16se="http://schemas.microsoft.com/office/word/2015/wordml/symex" xmlns:wpg="http://schemas.microsoft.com/office/word/2010/wordprocessingGroup" xmlns:wpi="http://schemas.microsoft.com/office/word/2010/wordprocessingInk" xmlns:wne="http://schemas.microsoft.com/office/word/2006/wordml" xmlns:wps="http://schemas.microsoft.com/office/word/2010/wordprocessingShape" mc:Ignorable="w14 w15 w16se w16cid w16 w16cex w16sdtdh w16du wp14">
   <w:body>
     <w:p>
       <w:pPr>
@@ -861,9 +861,11 @@
               <w:bCs w:val="0"/>
               <w:caps w:val="0"/>
               <w:noProof/>
-              <w:sz w:val="22"/>
-              <w:szCs w:val="22"/>
-              <w:lang w:eastAsia="en-US"/>
+              <w:kern w:val="2"/>
+              <w:sz w:val="24"/>
+              <w:szCs w:val="24"/>
+              <w:lang w:val="en-LU" w:eastAsia="en-GB"/>
+              <w14:ligatures w14:val="standardContextual"/>
             </w:rPr>
           </w:pPr>
           <w:r>
@@ -878,7 +880,7 @@
           <w:r>
             <w:fldChar w:fldCharType="separate"/>
           </w:r>
-          <w:hyperlink w:anchor="_Toc75418785" w:history="1">
+          <w:hyperlink w:anchor="_Toc229569840" w:history="1">
             <w:r>
               <w:rPr>
                 <w:rStyle w:val="Hyperlink"/>
@@ -894,9 +896,11 @@
                 <w:bCs w:val="0"/>
                 <w:caps w:val="0"/>
                 <w:noProof/>
-                <w:sz w:val="22"/>
-                <w:szCs w:val="22"/>
-                <w:lang w:eastAsia="en-US"/>
+                <w:kern w:val="2"/>
+                <w:sz w:val="24"/>
+                <w:szCs w:val="24"/>
+                <w:lang w:val="en-LU" w:eastAsia="en-GB"/>
+                <w14:ligatures w14:val="standardContextual"/>
               </w:rPr>
               <w:tab/>
             </w:r>
@@ -927,7 +931,7 @@
                 <w:noProof/>
                 <w:webHidden/>
               </w:rPr>
-              <w:instrText xml:space="preserve"> PAGEREF _Toc75418785 \h </w:instrText>
+              <w:instrText xml:space="preserve"> PAGEREF _Toc229569840 \h </w:instrText>
             </w:r>
             <w:r>
               <w:rPr>
@@ -969,12 +973,14 @@
               <w:rFonts w:asciiTheme="minorHAnsi" w:eastAsiaTheme="minorEastAsia" w:hAnsiTheme="minorHAnsi" w:cstheme="minorBidi"/>
               <w:smallCaps w:val="0"/>
               <w:noProof/>
-              <w:sz w:val="22"/>
-              <w:szCs w:val="22"/>
-              <w:lang w:eastAsia="en-US"/>
+              <w:kern w:val="2"/>
+              <w:sz w:val="24"/>
+              <w:szCs w:val="24"/>
+              <w:lang w:val="en-LU" w:eastAsia="en-GB"/>
+              <w14:ligatures w14:val="standardContextual"/>
             </w:rPr>
           </w:pPr>
-          <w:hyperlink w:anchor="_Toc75418786" w:history="1">
+          <w:hyperlink w:anchor="_Toc229569841" w:history="1">
             <w:r>
               <w:rPr>
                 <w:rStyle w:val="Hyperlink"/>
@@ -990,9 +996,11 @@
                 <w:rFonts w:asciiTheme="minorHAnsi" w:eastAsiaTheme="minorEastAsia" w:hAnsiTheme="minorHAnsi" w:cstheme="minorBidi"/>
                 <w:smallCaps w:val="0"/>
                 <w:noProof/>
-                <w:sz w:val="22"/>
-                <w:szCs w:val="22"/>
-                <w:lang w:eastAsia="en-US"/>
+                <w:kern w:val="2"/>
+                <w:sz w:val="24"/>
+                <w:szCs w:val="24"/>
+                <w:lang w:val="en-LU" w:eastAsia="en-GB"/>
+                <w14:ligatures w14:val="standardContextual"/>
               </w:rPr>
               <w:tab/>
             </w:r>
@@ -1023,7 +1031,7 @@
                 <w:noProof/>
                 <w:webHidden/>
               </w:rPr>
-              <w:instrText xml:space="preserve"> PAGEREF _Toc75418786 \h </w:instrText>
+              <w:instrText xml:space="preserve"> PAGEREF _Toc229569841 \h </w:instrText>
             </w:r>
             <w:r>
               <w:rPr>
@@ -1065,12 +1073,14 @@
               <w:rFonts w:asciiTheme="minorHAnsi" w:eastAsiaTheme="minorEastAsia" w:hAnsiTheme="minorHAnsi" w:cstheme="minorBidi"/>
               <w:smallCaps w:val="0"/>
               <w:noProof/>
-              <w:sz w:val="22"/>
-              <w:szCs w:val="22"/>
-              <w:lang w:eastAsia="en-US"/>
+              <w:kern w:val="2"/>
+              <w:sz w:val="24"/>
+              <w:szCs w:val="24"/>
+              <w:lang w:val="en-LU" w:eastAsia="en-GB"/>
+              <w14:ligatures w14:val="standardContextual"/>
             </w:rPr>
           </w:pPr>
-          <w:hyperlink w:anchor="_Toc75418787" w:history="1">
+          <w:hyperlink w:anchor="_Toc229569842" w:history="1">
             <w:r>
               <w:rPr>
                 <w:rStyle w:val="Hyperlink"/>
@@ -1086,9 +1096,11 @@
                 <w:rFonts w:asciiTheme="minorHAnsi" w:eastAsiaTheme="minorEastAsia" w:hAnsiTheme="minorHAnsi" w:cstheme="minorBidi"/>
                 <w:smallCaps w:val="0"/>
                 <w:noProof/>
-                <w:sz w:val="22"/>
-                <w:szCs w:val="22"/>
-                <w:lang w:eastAsia="en-US"/>
+                <w:kern w:val="2"/>
+                <w:sz w:val="24"/>
+                <w:szCs w:val="24"/>
+                <w:lang w:val="en-LU" w:eastAsia="en-GB"/>
+                <w14:ligatures w14:val="standardContextual"/>
               </w:rPr>
               <w:tab/>
             </w:r>
@@ -1119,7 +1131,7 @@
                 <w:noProof/>
                 <w:webHidden/>
               </w:rPr>
-              <w:instrText xml:space="preserve"> PAGEREF _Toc75418787 \h </w:instrText>
+              <w:instrText xml:space="preserve"> PAGEREF _Toc229569842 \h </w:instrText>
             </w:r>
             <w:r>
               <w:rPr>
@@ -1161,12 +1173,14 @@
               <w:rFonts w:asciiTheme="minorHAnsi" w:eastAsiaTheme="minorEastAsia" w:hAnsiTheme="minorHAnsi" w:cstheme="minorBidi"/>
               <w:smallCaps w:val="0"/>
               <w:noProof/>
-              <w:sz w:val="22"/>
-              <w:szCs w:val="22"/>
-              <w:lang w:eastAsia="en-US"/>
+              <w:kern w:val="2"/>
+              <w:sz w:val="24"/>
+              <w:szCs w:val="24"/>
+              <w:lang w:val="en-LU" w:eastAsia="en-GB"/>
+              <w14:ligatures w14:val="standardContextual"/>
             </w:rPr>
           </w:pPr>
-          <w:hyperlink w:anchor="_Toc75418788" w:history="1">
+          <w:hyperlink w:anchor="_Toc229569843" w:history="1">
             <w:r>
               <w:rPr>
                 <w:rStyle w:val="Hyperlink"/>
@@ -1182,9 +1196,11 @@
                 <w:rFonts w:asciiTheme="minorHAnsi" w:eastAsiaTheme="minorEastAsia" w:hAnsiTheme="minorHAnsi" w:cstheme="minorBidi"/>
                 <w:smallCaps w:val="0"/>
                 <w:noProof/>
-                <w:sz w:val="22"/>
-                <w:szCs w:val="22"/>
-                <w:lang w:eastAsia="en-US"/>
+                <w:kern w:val="2"/>
+                <w:sz w:val="24"/>
+                <w:szCs w:val="24"/>
+                <w:lang w:val="en-LU" w:eastAsia="en-GB"/>
+                <w14:ligatures w14:val="standardContextual"/>
               </w:rPr>
               <w:tab/>
             </w:r>
@@ -1215,7 +1231,7 @@
                 <w:noProof/>
                 <w:webHidden/>
               </w:rPr>
-              <w:instrText xml:space="preserve"> PAGEREF _Toc75418788 \h </w:instrText>
+              <w:instrText xml:space="preserve"> PAGEREF _Toc229569843 \h </w:instrText>
             </w:r>
             <w:r>
               <w:rPr>
@@ -1259,12 +1275,14 @@
               <w:bCs w:val="0"/>
               <w:caps w:val="0"/>
               <w:noProof/>
-              <w:sz w:val="22"/>
-              <w:szCs w:val="22"/>
-              <w:lang w:eastAsia="en-US"/>
+              <w:kern w:val="2"/>
+              <w:sz w:val="24"/>
+              <w:szCs w:val="24"/>
+              <w:lang w:val="en-LU" w:eastAsia="en-GB"/>
+              <w14:ligatures w14:val="standardContextual"/>
             </w:rPr>
           </w:pPr>
-          <w:hyperlink w:anchor="_Toc75418789" w:history="1">
+          <w:hyperlink w:anchor="_Toc229569844" w:history="1">
             <w:r>
               <w:rPr>
                 <w:rStyle w:val="Hyperlink"/>
@@ -1280,9 +1298,11 @@
                 <w:bCs w:val="0"/>
                 <w:caps w:val="0"/>
                 <w:noProof/>
-                <w:sz w:val="22"/>
-                <w:szCs w:val="22"/>
-                <w:lang w:eastAsia="en-US"/>
+                <w:kern w:val="2"/>
+                <w:sz w:val="24"/>
+                <w:szCs w:val="24"/>
+                <w:lang w:val="en-LU" w:eastAsia="en-GB"/>
+                <w14:ligatures w14:val="standardContextual"/>
               </w:rPr>
               <w:tab/>
             </w:r>
@@ -1313,7 +1333,7 @@
                 <w:noProof/>
                 <w:webHidden/>
               </w:rPr>
-              <w:instrText xml:space="preserve"> PAGEREF _Toc75418789 \h </w:instrText>
+              <w:instrText xml:space="preserve"> PAGEREF _Toc229569844 \h </w:instrText>
             </w:r>
             <w:r>
               <w:rPr>
@@ -1355,12 +1375,14 @@
               <w:rFonts w:asciiTheme="minorHAnsi" w:eastAsiaTheme="minorEastAsia" w:hAnsiTheme="minorHAnsi" w:cstheme="minorBidi"/>
               <w:smallCaps w:val="0"/>
               <w:noProof/>
-              <w:sz w:val="22"/>
-              <w:szCs w:val="22"/>
-              <w:lang w:eastAsia="en-US"/>
+              <w:kern w:val="2"/>
+              <w:sz w:val="24"/>
+              <w:szCs w:val="24"/>
+              <w:lang w:val="en-LU" w:eastAsia="en-GB"/>
+              <w14:ligatures w14:val="standardContextual"/>
             </w:rPr>
           </w:pPr>
-          <w:hyperlink w:anchor="_Toc75418790" w:history="1">
+          <w:hyperlink w:anchor="_Toc229569845" w:history="1">
             <w:r>
               <w:rPr>
                 <w:rStyle w:val="Hyperlink"/>
@@ -1376,9 +1398,11 @@
                 <w:rFonts w:asciiTheme="minorHAnsi" w:eastAsiaTheme="minorEastAsia" w:hAnsiTheme="minorHAnsi" w:cstheme="minorBidi"/>
                 <w:smallCaps w:val="0"/>
                 <w:noProof/>
-                <w:sz w:val="22"/>
-                <w:szCs w:val="22"/>
-                <w:lang w:eastAsia="en-US"/>
+                <w:kern w:val="2"/>
+                <w:sz w:val="24"/>
+                <w:szCs w:val="24"/>
+                <w:lang w:val="en-LU" w:eastAsia="en-GB"/>
+                <w14:ligatures w14:val="standardContextual"/>
               </w:rPr>
               <w:tab/>
             </w:r>
@@ -1409,7 +1433,7 @@
                 <w:noProof/>
                 <w:webHidden/>
               </w:rPr>
-              <w:instrText xml:space="preserve"> PAGEREF _Toc75418790 \h </w:instrText>
+              <w:instrText xml:space="preserve"> PAGEREF _Toc229569845 \h </w:instrText>
             </w:r>
             <w:r>
               <w:rPr>
@@ -1451,12 +1475,14 @@
               <w:rFonts w:asciiTheme="minorHAnsi" w:eastAsiaTheme="minorEastAsia" w:hAnsiTheme="minorHAnsi" w:cstheme="minorBidi"/>
               <w:smallCaps w:val="0"/>
               <w:noProof/>
-              <w:sz w:val="22"/>
-              <w:szCs w:val="22"/>
-              <w:lang w:eastAsia="en-US"/>
+              <w:kern w:val="2"/>
+              <w:sz w:val="24"/>
+              <w:szCs w:val="24"/>
+              <w:lang w:val="en-LU" w:eastAsia="en-GB"/>
+              <w14:ligatures w14:val="standardContextual"/>
             </w:rPr>
           </w:pPr>
-          <w:hyperlink w:anchor="_Toc75418791" w:history="1">
+          <w:hyperlink w:anchor="_Toc229569846" w:history="1">
             <w:r>
               <w:rPr>
                 <w:rStyle w:val="Hyperlink"/>
@@ -1472,9 +1498,11 @@
                 <w:rFonts w:asciiTheme="minorHAnsi" w:eastAsiaTheme="minorEastAsia" w:hAnsiTheme="minorHAnsi" w:cstheme="minorBidi"/>
                 <w:smallCaps w:val="0"/>
                 <w:noProof/>
-                <w:sz w:val="22"/>
-                <w:szCs w:val="22"/>
-                <w:lang w:eastAsia="en-US"/>
+                <w:kern w:val="2"/>
+                <w:sz w:val="24"/>
+                <w:szCs w:val="24"/>
+                <w:lang w:val="en-LU" w:eastAsia="en-GB"/>
+                <w14:ligatures w14:val="standardContextual"/>
               </w:rPr>
               <w:tab/>
             </w:r>
@@ -1505,7 +1533,7 @@
                 <w:noProof/>
                 <w:webHidden/>
               </w:rPr>
-              <w:instrText xml:space="preserve"> PAGEREF _Toc75418791 \h </w:instrText>
+              <w:instrText xml:space="preserve"> PAGEREF _Toc229569846 \h </w:instrText>
             </w:r>
             <w:r>
               <w:rPr>
@@ -1548,12 +1576,14 @@
               <w:i w:val="0"/>
               <w:iCs w:val="0"/>
               <w:noProof/>
-              <w:sz w:val="22"/>
-              <w:szCs w:val="22"/>
-              <w:lang w:eastAsia="en-US"/>
+              <w:kern w:val="2"/>
+              <w:sz w:val="24"/>
+              <w:szCs w:val="24"/>
+              <w:lang w:val="en-LU" w:eastAsia="en-GB"/>
+              <w14:ligatures w14:val="standardContextual"/>
             </w:rPr>
           </w:pPr>
-          <w:hyperlink w:anchor="_Toc75418792" w:history="1">
+          <w:hyperlink w:anchor="_Toc229569847" w:history="1">
             <w:r>
               <w:rPr>
                 <w:rStyle w:val="Hyperlink"/>
@@ -1568,9 +1598,11 @@
                 <w:i w:val="0"/>
                 <w:iCs w:val="0"/>
                 <w:noProof/>
-                <w:sz w:val="22"/>
-                <w:szCs w:val="22"/>
-                <w:lang w:eastAsia="en-US"/>
+                <w:kern w:val="2"/>
+                <w:sz w:val="24"/>
+                <w:szCs w:val="24"/>
+                <w:lang w:val="en-LU" w:eastAsia="en-GB"/>
+                <w14:ligatures w14:val="standardContextual"/>
               </w:rPr>
               <w:tab/>
             </w:r>
@@ -1601,7 +1633,7 @@
                 <w:noProof/>
                 <w:webHidden/>
               </w:rPr>
-              <w:instrText xml:space="preserve"> PAGEREF _Toc75418792 \h </w:instrText>
+              <w:instrText xml:space="preserve"> PAGEREF _Toc229569847 \h </w:instrText>
             </w:r>
             <w:r>
               <w:rPr>
@@ -1644,12 +1676,14 @@
               <w:i w:val="0"/>
               <w:iCs w:val="0"/>
               <w:noProof/>
-              <w:sz w:val="22"/>
-              <w:szCs w:val="22"/>
-              <w:lang w:eastAsia="en-US"/>
+              <w:kern w:val="2"/>
+              <w:sz w:val="24"/>
+              <w:szCs w:val="24"/>
+              <w:lang w:val="en-LU" w:eastAsia="en-GB"/>
+              <w14:ligatures w14:val="standardContextual"/>
             </w:rPr>
           </w:pPr>
-          <w:hyperlink w:anchor="_Toc75418793" w:history="1">
+          <w:hyperlink w:anchor="_Toc229569848" w:history="1">
             <w:r>
               <w:rPr>
                 <w:rStyle w:val="Hyperlink"/>
@@ -1664,9 +1698,11 @@
                 <w:i w:val="0"/>
                 <w:iCs w:val="0"/>
                 <w:noProof/>
-                <w:sz w:val="22"/>
-                <w:szCs w:val="22"/>
-                <w:lang w:eastAsia="en-US"/>
+                <w:kern w:val="2"/>
+                <w:sz w:val="24"/>
+                <w:szCs w:val="24"/>
+                <w:lang w:val="en-LU" w:eastAsia="en-GB"/>
+                <w14:ligatures w14:val="standardContextual"/>
               </w:rPr>
               <w:tab/>
             </w:r>
@@ -1697,7 +1733,7 @@
                 <w:noProof/>
                 <w:webHidden/>
               </w:rPr>
-              <w:instrText xml:space="preserve"> PAGEREF _Toc75418793 \h </w:instrText>
+              <w:instrText xml:space="preserve"> PAGEREF _Toc229569848 \h </w:instrText>
             </w:r>
             <w:r>
               <w:rPr>
@@ -1740,12 +1776,14 @@
               <w:i w:val="0"/>
               <w:iCs w:val="0"/>
               <w:noProof/>
-              <w:sz w:val="22"/>
-              <w:szCs w:val="22"/>
-              <w:lang w:eastAsia="en-US"/>
+              <w:kern w:val="2"/>
+              <w:sz w:val="24"/>
+              <w:szCs w:val="24"/>
+              <w:lang w:val="en-LU" w:eastAsia="en-GB"/>
+              <w14:ligatures w14:val="standardContextual"/>
             </w:rPr>
           </w:pPr>
-          <w:hyperlink w:anchor="_Toc75418794" w:history="1">
+          <w:hyperlink w:anchor="_Toc229569849" w:history="1">
             <w:r>
               <w:rPr>
                 <w:rStyle w:val="Hyperlink"/>
@@ -1760,9 +1798,11 @@
                 <w:i w:val="0"/>
                 <w:iCs w:val="0"/>
                 <w:noProof/>
-                <w:sz w:val="22"/>
-                <w:szCs w:val="22"/>
-                <w:lang w:eastAsia="en-US"/>
+                <w:kern w:val="2"/>
+                <w:sz w:val="24"/>
+                <w:szCs w:val="24"/>
+                <w:lang w:val="en-LU" w:eastAsia="en-GB"/>
+                <w14:ligatures w14:val="standardContextual"/>
               </w:rPr>
               <w:tab/>
             </w:r>
@@ -1793,7 +1833,7 @@
                 <w:noProof/>
                 <w:webHidden/>
               </w:rPr>
-              <w:instrText xml:space="preserve"> PAGEREF _Toc75418794 \h </w:instrText>
+              <w:instrText xml:space="preserve"> PAGEREF _Toc229569849 \h </w:instrText>
             </w:r>
             <w:r>
               <w:rPr>
@@ -1836,12 +1876,14 @@
               <w:i w:val="0"/>
               <w:iCs w:val="0"/>
               <w:noProof/>
-              <w:sz w:val="22"/>
-              <w:szCs w:val="22"/>
-              <w:lang w:eastAsia="en-US"/>
+              <w:kern w:val="2"/>
+              <w:sz w:val="24"/>
+              <w:szCs w:val="24"/>
+              <w:lang w:val="en-LU" w:eastAsia="en-GB"/>
+              <w14:ligatures w14:val="standardContextual"/>
             </w:rPr>
           </w:pPr>
-          <w:hyperlink w:anchor="_Toc75418795" w:history="1">
+          <w:hyperlink w:anchor="_Toc229569850" w:history="1">
             <w:r>
               <w:rPr>
                 <w:rStyle w:val="Hyperlink"/>
@@ -1856,9 +1898,11 @@
                 <w:i w:val="0"/>
                 <w:iCs w:val="0"/>
                 <w:noProof/>
-                <w:sz w:val="22"/>
-                <w:szCs w:val="22"/>
-                <w:lang w:eastAsia="en-US"/>
+                <w:kern w:val="2"/>
+                <w:sz w:val="24"/>
+                <w:szCs w:val="24"/>
+                <w:lang w:val="en-LU" w:eastAsia="en-GB"/>
+                <w14:ligatures w14:val="standardContextual"/>
               </w:rPr>
               <w:tab/>
             </w:r>
@@ -1889,7 +1933,7 @@
                 <w:noProof/>
                 <w:webHidden/>
               </w:rPr>
-              <w:instrText xml:space="preserve"> PAGEREF _Toc75418795 \h </w:instrText>
+              <w:instrText xml:space="preserve"> PAGEREF _Toc229569850 \h </w:instrText>
             </w:r>
             <w:r>
               <w:rPr>
@@ -1932,12 +1976,14 @@
               <w:i w:val="0"/>
               <w:iCs w:val="0"/>
               <w:noProof/>
-              <w:sz w:val="22"/>
-              <w:szCs w:val="22"/>
-              <w:lang w:eastAsia="en-US"/>
+              <w:kern w:val="2"/>
+              <w:sz w:val="24"/>
+              <w:szCs w:val="24"/>
+              <w:lang w:val="en-LU" w:eastAsia="en-GB"/>
+              <w14:ligatures w14:val="standardContextual"/>
             </w:rPr>
           </w:pPr>
-          <w:hyperlink w:anchor="_Toc75418796" w:history="1">
+          <w:hyperlink w:anchor="_Toc229569851" w:history="1">
             <w:r>
               <w:rPr>
                 <w:rStyle w:val="Hyperlink"/>
@@ -1952,9 +1998,11 @@
                 <w:i w:val="0"/>
                 <w:iCs w:val="0"/>
                 <w:noProof/>
-                <w:sz w:val="22"/>
-                <w:szCs w:val="22"/>
-                <w:lang w:eastAsia="en-US"/>
+                <w:kern w:val="2"/>
+                <w:sz w:val="24"/>
+                <w:szCs w:val="24"/>
+                <w:lang w:val="en-LU" w:eastAsia="en-GB"/>
+                <w14:ligatures w14:val="standardContextual"/>
               </w:rPr>
               <w:tab/>
             </w:r>
@@ -1985,7 +2033,7 @@
                 <w:noProof/>
                 <w:webHidden/>
               </w:rPr>
-              <w:instrText xml:space="preserve"> PAGEREF _Toc75418796 \h </w:instrText>
+              <w:instrText xml:space="preserve"> PAGEREF _Toc229569851 \h </w:instrText>
             </w:r>
             <w:r>
               <w:rPr>
@@ -2028,12 +2076,14 @@
               <w:i w:val="0"/>
               <w:iCs w:val="0"/>
               <w:noProof/>
-              <w:sz w:val="22"/>
-              <w:szCs w:val="22"/>
-              <w:lang w:eastAsia="en-US"/>
+              <w:kern w:val="2"/>
+              <w:sz w:val="24"/>
+              <w:szCs w:val="24"/>
+              <w:lang w:val="en-LU" w:eastAsia="en-GB"/>
+              <w14:ligatures w14:val="standardContextual"/>
             </w:rPr>
           </w:pPr>
-          <w:hyperlink w:anchor="_Toc75418797" w:history="1">
+          <w:hyperlink w:anchor="_Toc229569852" w:history="1">
             <w:r>
               <w:rPr>
                 <w:rStyle w:val="Hyperlink"/>
@@ -2048,9 +2098,11 @@
                 <w:i w:val="0"/>
                 <w:iCs w:val="0"/>
                 <w:noProof/>
-                <w:sz w:val="22"/>
-                <w:szCs w:val="22"/>
-                <w:lang w:eastAsia="en-US"/>
+                <w:kern w:val="2"/>
+                <w:sz w:val="24"/>
+                <w:szCs w:val="24"/>
+                <w:lang w:val="en-LU" w:eastAsia="en-GB"/>
+                <w14:ligatures w14:val="standardContextual"/>
               </w:rPr>
               <w:tab/>
             </w:r>
@@ -2081,7 +2133,7 @@
                 <w:noProof/>
                 <w:webHidden/>
               </w:rPr>
-              <w:instrText xml:space="preserve"> PAGEREF _Toc75418797 \h </w:instrText>
+              <w:instrText xml:space="preserve"> PAGEREF _Toc229569852 \h </w:instrText>
             </w:r>
             <w:r>
               <w:rPr>
@@ -2124,12 +2176,14 @@
               <w:i w:val="0"/>
               <w:iCs w:val="0"/>
               <w:noProof/>
-              <w:sz w:val="22"/>
-              <w:szCs w:val="22"/>
-              <w:lang w:eastAsia="en-US"/>
+              <w:kern w:val="2"/>
+              <w:sz w:val="24"/>
+              <w:szCs w:val="24"/>
+              <w:lang w:val="en-LU" w:eastAsia="en-GB"/>
+              <w14:ligatures w14:val="standardContextual"/>
             </w:rPr>
           </w:pPr>
-          <w:hyperlink w:anchor="_Toc75418798" w:history="1">
+          <w:hyperlink w:anchor="_Toc229569853" w:history="1">
             <w:r>
               <w:rPr>
                 <w:rStyle w:val="Hyperlink"/>
@@ -2144,9 +2198,11 @@
                 <w:i w:val="0"/>
                 <w:iCs w:val="0"/>
                 <w:noProof/>
-                <w:sz w:val="22"/>
-                <w:szCs w:val="22"/>
-                <w:lang w:eastAsia="en-US"/>
+                <w:kern w:val="2"/>
+                <w:sz w:val="24"/>
+                <w:szCs w:val="24"/>
+                <w:lang w:val="en-LU" w:eastAsia="en-GB"/>
+                <w14:ligatures w14:val="standardContextual"/>
               </w:rPr>
               <w:tab/>
             </w:r>
@@ -2177,7 +2233,7 @@
                 <w:noProof/>
                 <w:webHidden/>
               </w:rPr>
-              <w:instrText xml:space="preserve"> PAGEREF _Toc75418798 \h </w:instrText>
+              <w:instrText xml:space="preserve"> PAGEREF _Toc229569853 \h </w:instrText>
             </w:r>
             <w:r>
               <w:rPr>
@@ -2220,12 +2276,14 @@
               <w:i w:val="0"/>
               <w:iCs w:val="0"/>
               <w:noProof/>
-              <w:sz w:val="22"/>
-              <w:szCs w:val="22"/>
-              <w:lang w:eastAsia="en-US"/>
+              <w:kern w:val="2"/>
+              <w:sz w:val="24"/>
+              <w:szCs w:val="24"/>
+              <w:lang w:val="en-LU" w:eastAsia="en-GB"/>
+              <w14:ligatures w14:val="standardContextual"/>
             </w:rPr>
           </w:pPr>
-          <w:hyperlink w:anchor="_Toc75418799" w:history="1">
+          <w:hyperlink w:anchor="_Toc229569854" w:history="1">
             <w:r>
               <w:rPr>
                 <w:rStyle w:val="Hyperlink"/>
@@ -2240,9 +2298,11 @@
                 <w:i w:val="0"/>
                 <w:iCs w:val="0"/>
                 <w:noProof/>
-                <w:sz w:val="22"/>
-                <w:szCs w:val="22"/>
-                <w:lang w:eastAsia="en-US"/>
+                <w:kern w:val="2"/>
+                <w:sz w:val="24"/>
+                <w:szCs w:val="24"/>
+                <w:lang w:val="en-LU" w:eastAsia="en-GB"/>
+                <w14:ligatures w14:val="standardContextual"/>
               </w:rPr>
               <w:tab/>
             </w:r>
@@ -2273,7 +2333,7 @@
                 <w:noProof/>
                 <w:webHidden/>
               </w:rPr>
-              <w:instrText xml:space="preserve"> PAGEREF _Toc75418799 \h </w:instrText>
+              <w:instrText xml:space="preserve"> PAGEREF _Toc229569854 \h </w:instrText>
             </w:r>
             <w:r>
               <w:rPr>
@@ -2316,12 +2376,14 @@
               <w:i w:val="0"/>
               <w:iCs w:val="0"/>
               <w:noProof/>
-              <w:sz w:val="22"/>
-              <w:szCs w:val="22"/>
-              <w:lang w:eastAsia="en-US"/>
+              <w:kern w:val="2"/>
+              <w:sz w:val="24"/>
+              <w:szCs w:val="24"/>
+              <w:lang w:val="en-LU" w:eastAsia="en-GB"/>
+              <w14:ligatures w14:val="standardContextual"/>
             </w:rPr>
           </w:pPr>
-          <w:hyperlink w:anchor="_Toc75418800" w:history="1">
+          <w:hyperlink w:anchor="_Toc229569855" w:history="1">
             <w:r>
               <w:rPr>
                 <w:rStyle w:val="Hyperlink"/>
@@ -2336,9 +2398,11 @@
                 <w:i w:val="0"/>
                 <w:iCs w:val="0"/>
                 <w:noProof/>
-                <w:sz w:val="22"/>
-                <w:szCs w:val="22"/>
-                <w:lang w:eastAsia="en-US"/>
+                <w:kern w:val="2"/>
+                <w:sz w:val="24"/>
+                <w:szCs w:val="24"/>
+                <w:lang w:val="en-LU" w:eastAsia="en-GB"/>
+                <w14:ligatures w14:val="standardContextual"/>
               </w:rPr>
               <w:tab/>
             </w:r>
@@ -2369,7 +2433,7 @@
                 <w:noProof/>
                 <w:webHidden/>
               </w:rPr>
-              <w:instrText xml:space="preserve"> PAGEREF _Toc75418800 \h </w:instrText>
+              <w:instrText xml:space="preserve"> PAGEREF _Toc229569855 \h </w:instrText>
             </w:r>
             <w:r>
               <w:rPr>
@@ -2411,12 +2475,14 @@
               <w:rFonts w:asciiTheme="minorHAnsi" w:eastAsiaTheme="minorEastAsia" w:hAnsiTheme="minorHAnsi" w:cstheme="minorBidi"/>
               <w:smallCaps w:val="0"/>
               <w:noProof/>
-              <w:sz w:val="22"/>
-              <w:szCs w:val="22"/>
-              <w:lang w:eastAsia="en-US"/>
+              <w:kern w:val="2"/>
+              <w:sz w:val="24"/>
+              <w:szCs w:val="24"/>
+              <w:lang w:val="en-LU" w:eastAsia="en-GB"/>
+              <w14:ligatures w14:val="standardContextual"/>
             </w:rPr>
           </w:pPr>
-          <w:hyperlink w:anchor="_Toc75418801" w:history="1">
+          <w:hyperlink w:anchor="_Toc229569856" w:history="1">
             <w:r>
               <w:rPr>
                 <w:rStyle w:val="Hyperlink"/>
@@ -2432,9 +2498,11 @@
                 <w:rFonts w:asciiTheme="minorHAnsi" w:eastAsiaTheme="minorEastAsia" w:hAnsiTheme="minorHAnsi" w:cstheme="minorBidi"/>
                 <w:smallCaps w:val="0"/>
                 <w:noProof/>
-                <w:sz w:val="22"/>
-                <w:szCs w:val="22"/>
-                <w:lang w:eastAsia="en-US"/>
+                <w:kern w:val="2"/>
+                <w:sz w:val="24"/>
+                <w:szCs w:val="24"/>
+                <w:lang w:val="en-LU" w:eastAsia="en-GB"/>
+                <w14:ligatures w14:val="standardContextual"/>
               </w:rPr>
               <w:tab/>
             </w:r>
@@ -2465,7 +2533,7 @@
                 <w:noProof/>
                 <w:webHidden/>
               </w:rPr>
-              <w:instrText xml:space="preserve"> PAGEREF _Toc75418801 \h </w:instrText>
+              <w:instrText xml:space="preserve"> PAGEREF _Toc229569856 \h </w:instrText>
             </w:r>
             <w:r>
               <w:rPr>
@@ -2498,39 +2566,43 @@
         </w:p>
         <w:p>
           <w:pPr>
-            <w:pStyle w:val="TOC3"/>
+            <w:pStyle w:val="TOC2"/>
             <w:tabs>
-              <w:tab w:val="left" w:pos="1320"/>
+              <w:tab w:val="left" w:pos="880"/>
               <w:tab w:val="right" w:leader="dot" w:pos="9764"/>
             </w:tabs>
             <w:rPr>
               <w:rFonts w:asciiTheme="minorHAnsi" w:eastAsiaTheme="minorEastAsia" w:hAnsiTheme="minorHAnsi" w:cstheme="minorBidi"/>
-              <w:i w:val="0"/>
-              <w:iCs w:val="0"/>
+              <w:smallCaps w:val="0"/>
               <w:noProof/>
-              <w:sz w:val="22"/>
-              <w:szCs w:val="22"/>
-              <w:lang w:eastAsia="en-US"/>
+              <w:kern w:val="2"/>
+              <w:sz w:val="24"/>
+              <w:szCs w:val="24"/>
+              <w:lang w:val="en-LU" w:eastAsia="en-GB"/>
+              <w14:ligatures w14:val="standardContextual"/>
             </w:rPr>
           </w:pPr>
-          <w:hyperlink w:anchor="_Toc75418802" w:history="1">
+          <w:hyperlink w:anchor="_Toc229569857" w:history="1">
             <w:r>
               <w:rPr>
                 <w:rStyle w:val="Hyperlink"/>
                 <w:noProof/>
+                <w:snapToGrid w:val="0"/>
+                <w:w w:val="0"/>
                 <w:lang w:val="fr-LU"/>
               </w:rPr>
-              <w:t>2.3.1</w:t>
+              <w:t>2.4</w:t>
             </w:r>
             <w:r>
               <w:rPr>
                 <w:rFonts w:asciiTheme="minorHAnsi" w:eastAsiaTheme="minorEastAsia" w:hAnsiTheme="minorHAnsi" w:cstheme="minorBidi"/>
-                <w:i w:val="0"/>
-                <w:iCs w:val="0"/>
-                <w:noProof/>
-                <w:sz w:val="22"/>
-                <w:szCs w:val="22"/>
-                <w:lang w:eastAsia="en-US"/>
+                <w:smallCaps w:val="0"/>
+                <w:noProof/>
+                <w:kern w:val="2"/>
+                <w:sz w:val="24"/>
+                <w:szCs w:val="24"/>
+                <w:lang w:val="en-LU" w:eastAsia="en-GB"/>
+                <w14:ligatures w14:val="standardContextual"/>
               </w:rPr>
               <w:tab/>
             </w:r>
@@ -2538,9 +2610,8 @@
               <w:rPr>
                 <w:rStyle w:val="Hyperlink"/>
                 <w:noProof/>
-                <w:lang w:val="fr-LU"/>
-              </w:rPr>
-              <w:t>Analyse des tendances et des menaces</w:t>
+              </w:rPr>
+              <w:t>Déclencheurs de réévaluation</w:t>
             </w:r>
             <w:r>
               <w:rPr>
@@ -2561,7 +2632,7 @@
                 <w:noProof/>
                 <w:webHidden/>
               </w:rPr>
-              <w:instrText xml:space="preserve"> PAGEREF _Toc75418802 \h </w:instrText>
+              <w:instrText xml:space="preserve"> PAGEREF _Toc229569857 \h </w:instrText>
             </w:r>
             <w:r>
               <w:rPr>
@@ -2581,7 +2652,7 @@
                 <w:noProof/>
                 <w:webHidden/>
               </w:rPr>
-              <w:t>5</w:t>
+              <w:t>6</w:t>
             </w:r>
             <w:r>
               <w:rPr>
@@ -2604,12 +2675,14 @@
               <w:bCs w:val="0"/>
               <w:caps w:val="0"/>
               <w:noProof/>
-              <w:sz w:val="22"/>
-              <w:szCs w:val="22"/>
-              <w:lang w:eastAsia="en-US"/>
+              <w:kern w:val="2"/>
+              <w:sz w:val="24"/>
+              <w:szCs w:val="24"/>
+              <w:lang w:val="en-LU" w:eastAsia="en-GB"/>
+              <w14:ligatures w14:val="standardContextual"/>
             </w:rPr>
           </w:pPr>
-          <w:hyperlink w:anchor="_Toc75418803" w:history="1">
+          <w:hyperlink w:anchor="_Toc229569858" w:history="1">
             <w:r>
               <w:rPr>
                 <w:rStyle w:val="Hyperlink"/>
@@ -2637,7 +2710,7 @@
                 <w:noProof/>
                 <w:webHidden/>
               </w:rPr>
-              <w:instrText xml:space="preserve"> PAGEREF _Toc75418803 \h </w:instrText>
+              <w:instrText xml:space="preserve"> PAGEREF _Toc229569858 \h </w:instrText>
             </w:r>
             <w:r>
               <w:rPr>
@@ -2657,7 +2730,7 @@
                 <w:noProof/>
                 <w:webHidden/>
               </w:rPr>
-              <w:t>6</w:t>
+              <w:t>7</w:t>
             </w:r>
             <w:r>
               <w:rPr>
@@ -2680,12 +2753,14 @@
               <w:bCs w:val="0"/>
               <w:caps w:val="0"/>
               <w:noProof/>
-              <w:sz w:val="22"/>
-              <w:szCs w:val="22"/>
-              <w:lang w:eastAsia="en-US"/>
+              <w:kern w:val="2"/>
+              <w:sz w:val="24"/>
+              <w:szCs w:val="24"/>
+              <w:lang w:val="en-LU" w:eastAsia="en-GB"/>
+              <w14:ligatures w14:val="standardContextual"/>
             </w:rPr>
           </w:pPr>
-          <w:hyperlink w:anchor="_Toc75418804" w:history="1">
+          <w:hyperlink w:anchor="_Toc229569859" w:history="1">
             <w:r>
               <w:rPr>
                 <w:rStyle w:val="Hyperlink"/>
@@ -2713,7 +2788,7 @@
                 <w:noProof/>
                 <w:webHidden/>
               </w:rPr>
-              <w:instrText xml:space="preserve"> PAGEREF _Toc75418804 \h </w:instrText>
+              <w:instrText xml:space="preserve"> PAGEREF _Toc229569859 \h </w:instrText>
             </w:r>
             <w:r>
               <w:rPr>
@@ -2733,7 +2808,7 @@
                 <w:noProof/>
                 <w:webHidden/>
               </w:rPr>
-              <w:t>7</w:t>
+              <w:t>8</w:t>
             </w:r>
             <w:r>
               <w:rPr>
@@ -2756,12 +2831,14 @@
               <w:bCs w:val="0"/>
               <w:caps w:val="0"/>
               <w:noProof/>
-              <w:sz w:val="22"/>
-              <w:szCs w:val="22"/>
-              <w:lang w:eastAsia="en-US"/>
+              <w:kern w:val="2"/>
+              <w:sz w:val="24"/>
+              <w:szCs w:val="24"/>
+              <w:lang w:val="en-LU" w:eastAsia="en-GB"/>
+              <w14:ligatures w14:val="standardContextual"/>
             </w:rPr>
           </w:pPr>
-          <w:hyperlink w:anchor="_Toc75418805" w:history="1">
+          <w:hyperlink w:anchor="_Toc229569860" w:history="1">
             <w:r>
               <w:rPr>
                 <w:rStyle w:val="Hyperlink"/>
@@ -2789,7 +2866,7 @@
                 <w:noProof/>
                 <w:webHidden/>
               </w:rPr>
-              <w:instrText xml:space="preserve"> PAGEREF _Toc75418805 \h </w:instrText>
+              <w:instrText xml:space="preserve"> PAGEREF _Toc229569860 \h </w:instrText>
             </w:r>
             <w:r>
               <w:rPr>
@@ -2809,7 +2886,7 @@
                 <w:noProof/>
                 <w:webHidden/>
               </w:rPr>
-              <w:t>8</w:t>
+              <w:t>9</w:t>
             </w:r>
             <w:r>
               <w:rPr>
@@ -2997,8 +3074,6 @@
       <w:r>
         <w:br w:type="page"/>
       </w:r>
-      <w:bookmarkStart w:id="8" w:name="_GoBack"/>
-      <w:bookmarkEnd w:id="8"/>
     </w:p>
     <w:p>
       <w:pPr>
@@ -3011,7 +3086,7 @@
           <w:lang w:val="fr-LU"/>
         </w:rPr>
       </w:pPr>
-      <w:bookmarkStart w:id="9" w:name="_Toc75418785"/>
+      <w:bookmarkStart w:id="8" w:name="_Toc229569840"/>
       <w:r>
         <w:rPr>
           <w:lang w:val="fr-LU"/>
@@ -3019,7 +3094,7 @@
         <w:lastRenderedPageBreak/>
         <w:t>Introduction</w:t>
       </w:r>
-      <w:bookmarkEnd w:id="9"/>
+      <w:bookmarkEnd w:id="8"/>
     </w:p>
     <w:p>
       <w:pPr>
@@ -3032,7 +3107,7 @@
           <w:lang w:val="fr-LU"/>
         </w:rPr>
       </w:pPr>
-      <w:bookmarkStart w:id="10" w:name="_Toc75418786"/>
+      <w:bookmarkStart w:id="9" w:name="_Toc229569841"/>
       <w:r>
         <w:rPr>
           <w:lang w:val="fr-LU"/>
@@ -3051,7 +3126,7 @@
         </w:rPr>
         <w:t xml:space="preserve"> de l’analyse des risques</w:t>
       </w:r>
-      <w:bookmarkEnd w:id="10"/>
+      <w:bookmarkEnd w:id="9"/>
     </w:p>
     <w:p>
       <w:pPr>
@@ -3077,14 +3152,14 @@
           <w:lang w:val="fr-LU"/>
         </w:rPr>
       </w:pPr>
-      <w:bookmarkStart w:id="11" w:name="_Toc75418787"/>
+      <w:bookmarkStart w:id="10" w:name="_Toc229569842"/>
       <w:r>
         <w:rPr>
           <w:lang w:val="fr-LU"/>
         </w:rPr>
         <w:t>Objectifs du document</w:t>
       </w:r>
-      <w:bookmarkEnd w:id="11"/>
+      <w:bookmarkEnd w:id="10"/>
     </w:p>
     <w:p>
       <w:pPr>
@@ -3123,7 +3198,7 @@
           <w:lang w:val="fr-LU"/>
         </w:rPr>
       </w:pPr>
-      <w:bookmarkStart w:id="12" w:name="_Toc75418788"/>
+      <w:bookmarkStart w:id="11" w:name="_Toc229569843"/>
       <w:r>
         <w:rPr>
           <w:lang w:val="fr-LU"/>
@@ -3136,7 +3211,7 @@
         </w:rPr>
         <w:t>Glossaire</w:t>
       </w:r>
-      <w:bookmarkEnd w:id="12"/>
+      <w:bookmarkEnd w:id="11"/>
     </w:p>
     <w:p>
       <w:pPr>
@@ -3344,7 +3419,7 @@
           <w:lang w:val="fr-LU"/>
         </w:rPr>
       </w:pPr>
-      <w:bookmarkStart w:id="13" w:name="_Toc75418789"/>
+      <w:bookmarkStart w:id="12" w:name="_Toc229569844"/>
       <w:r>
         <w:rPr>
           <w:lang w:val="fr-LU"/>
@@ -3358,7 +3433,7 @@
         </w:rPr>
         <w:t>tablissement du contexte</w:t>
       </w:r>
-      <w:bookmarkEnd w:id="13"/>
+      <w:bookmarkEnd w:id="12"/>
     </w:p>
     <w:p>
       <w:pPr>
@@ -3371,22 +3446,22 @@
           <w:lang w:val="fr-LU"/>
         </w:rPr>
       </w:pPr>
-      <w:bookmarkStart w:id="14" w:name="_Toc75418790"/>
-      <w:bookmarkStart w:id="15" w:name="_Toc354489473"/>
+      <w:bookmarkStart w:id="13" w:name="_Toc229569845"/>
+      <w:bookmarkStart w:id="14" w:name="_Toc354489473"/>
       <w:r>
         <w:rPr>
           <w:lang w:val="fr-LU"/>
         </w:rPr>
         <w:t>Description du contexte</w:t>
       </w:r>
+      <w:bookmarkEnd w:id="13"/>
+      <w:r>
+        <w:rPr>
+          <w:lang w:val="fr-LU"/>
+        </w:rPr>
+        <w:t xml:space="preserve"> </w:t>
+      </w:r>
       <w:bookmarkEnd w:id="14"/>
-      <w:r>
-        <w:rPr>
-          <w:lang w:val="fr-LU"/>
-        </w:rPr>
-        <w:t xml:space="preserve"> </w:t>
-      </w:r>
-      <w:bookmarkEnd w:id="15"/>
     </w:p>
     <w:p>
       <w:pPr>
@@ -3411,16 +3486,16 @@
           <w:lang w:val="fr-LU"/>
         </w:rPr>
       </w:pPr>
-      <w:bookmarkStart w:id="16" w:name="_Toc354489474"/>
-      <w:bookmarkStart w:id="17" w:name="_Toc75418791"/>
+      <w:bookmarkStart w:id="15" w:name="_Toc354489474"/>
+      <w:bookmarkStart w:id="16" w:name="_Toc229569846"/>
       <w:r>
         <w:rPr>
           <w:lang w:val="fr-LU"/>
         </w:rPr>
         <w:t>Définition des critères d’évaluation du risque</w:t>
       </w:r>
+      <w:bookmarkEnd w:id="15"/>
       <w:bookmarkEnd w:id="16"/>
-      <w:bookmarkEnd w:id="17"/>
     </w:p>
     <w:p>
       <w:pPr>
@@ -3434,14 +3509,14 @@
           <w:lang w:val="fr-LU"/>
         </w:rPr>
       </w:pPr>
-      <w:bookmarkStart w:id="18" w:name="_Toc75418792"/>
+      <w:bookmarkStart w:id="17" w:name="_Toc229569847"/>
       <w:r>
         <w:rPr>
           <w:lang w:val="fr-LU"/>
         </w:rPr>
         <w:t>Risques de l’information</w:t>
       </w:r>
-      <w:bookmarkEnd w:id="18"/>
+      <w:bookmarkEnd w:id="17"/>
     </w:p>
     <w:p>
       <w:pPr>
@@ -3454,16 +3529,16 @@
           <w:lang w:val="fr-LU"/>
         </w:rPr>
       </w:pPr>
-      <w:bookmarkStart w:id="19" w:name="_Toc354489475"/>
-      <w:bookmarkStart w:id="20" w:name="_Toc75418793"/>
+      <w:bookmarkStart w:id="18" w:name="_Toc354489475"/>
+      <w:bookmarkStart w:id="19" w:name="_Toc229569848"/>
       <w:r>
         <w:rPr>
           <w:lang w:val="fr-LU"/>
         </w:rPr>
         <w:t>Échelle d’impacts</w:t>
       </w:r>
+      <w:bookmarkEnd w:id="18"/>
       <w:bookmarkEnd w:id="19"/>
-      <w:bookmarkEnd w:id="20"/>
     </w:p>
     <w:p>
       <w:pPr>
@@ -3535,14 +3610,14 @@
           <w:lang w:val="fr-LU"/>
         </w:rPr>
       </w:pPr>
-      <w:bookmarkStart w:id="21" w:name="_Toc75418794"/>
+      <w:bookmarkStart w:id="20" w:name="_Toc229569849"/>
       <w:r>
         <w:rPr>
           <w:lang w:val="fr-LU"/>
         </w:rPr>
         <w:t>Échelle des menaces</w:t>
       </w:r>
-      <w:bookmarkEnd w:id="21"/>
+      <w:bookmarkEnd w:id="20"/>
     </w:p>
     <w:p>
       <w:pPr>
@@ -3591,14 +3666,14 @@
           <w:lang w:val="fr-LU"/>
         </w:rPr>
       </w:pPr>
-      <w:bookmarkStart w:id="22" w:name="_Toc75418795"/>
+      <w:bookmarkStart w:id="21" w:name="_Toc229569850"/>
       <w:r>
         <w:rPr>
           <w:lang w:val="fr-LU"/>
         </w:rPr>
         <w:t>Échelle des vulnérabilités</w:t>
       </w:r>
-      <w:bookmarkEnd w:id="22"/>
+      <w:bookmarkEnd w:id="21"/>
     </w:p>
     <w:p>
       <w:pPr>
@@ -3668,7 +3743,7 @@
           <w:lang w:val="fr-LU"/>
         </w:rPr>
       </w:pPr>
-      <w:bookmarkStart w:id="23" w:name="_Toc75418796"/>
+      <w:bookmarkStart w:id="22" w:name="_Toc229569851"/>
       <w:r>
         <w:rPr>
           <w:lang w:val="fr-LU"/>
@@ -3682,7 +3757,7 @@
         </w:rPr>
         <w:t>euils d’acceptation des risques</w:t>
       </w:r>
-      <w:bookmarkEnd w:id="23"/>
+      <w:bookmarkEnd w:id="22"/>
     </w:p>
     <w:p>
       <w:pPr>
@@ -3831,14 +3906,14 @@
           <w:lang w:val="fr-LU"/>
         </w:rPr>
       </w:pPr>
-      <w:bookmarkStart w:id="24" w:name="_Toc75418797"/>
+      <w:bookmarkStart w:id="23" w:name="_Toc229569852"/>
       <w:r>
         <w:rPr>
           <w:lang w:val="fr-LU"/>
         </w:rPr>
         <w:t>Risques opérationnels</w:t>
       </w:r>
-      <w:bookmarkEnd w:id="24"/>
+      <w:bookmarkEnd w:id="23"/>
     </w:p>
     <w:p>
       <w:pPr>
@@ -3851,14 +3926,14 @@
           <w:lang w:val="fr-LU"/>
         </w:rPr>
       </w:pPr>
-      <w:bookmarkStart w:id="25" w:name="_Toc75418798"/>
+      <w:bookmarkStart w:id="24" w:name="_Toc229569853"/>
       <w:r>
         <w:rPr>
           <w:lang w:val="fr-LU"/>
         </w:rPr>
         <w:t>Échelle d’impacts</w:t>
       </w:r>
-      <w:bookmarkEnd w:id="25"/>
+      <w:bookmarkEnd w:id="24"/>
     </w:p>
     <w:p>
       <w:r>
@@ -3876,14 +3951,14 @@
           <w:lang w:val="fr-LU"/>
         </w:rPr>
       </w:pPr>
-      <w:bookmarkStart w:id="26" w:name="_Toc75418799"/>
+      <w:bookmarkStart w:id="25" w:name="_Toc229569854"/>
       <w:r>
         <w:rPr>
           <w:lang w:val="fr-LU"/>
         </w:rPr>
         <w:t>Echelle de vraisemblance</w:t>
       </w:r>
-      <w:bookmarkEnd w:id="26"/>
+      <w:bookmarkEnd w:id="25"/>
     </w:p>
     <w:p>
       <w:pPr>
@@ -3909,7 +3984,7 @@
           <w:lang w:val="fr-LU"/>
         </w:rPr>
       </w:pPr>
-      <w:bookmarkStart w:id="27" w:name="_Toc75418800"/>
+      <w:bookmarkStart w:id="26" w:name="_Toc229569855"/>
       <w:r>
         <w:rPr>
           <w:lang w:val="fr-LU"/>
@@ -3922,7 +3997,7 @@
         </w:rPr>
         <w:t>euils d’acceptation des risques</w:t>
       </w:r>
-      <w:bookmarkEnd w:id="27"/>
+      <w:bookmarkEnd w:id="26"/>
     </w:p>
     <w:p>
       <w:pPr>
@@ -3949,7 +4024,7 @@
           <w:lang w:val="fr-LU"/>
         </w:rPr>
       </w:pPr>
-      <w:bookmarkStart w:id="28" w:name="_Toc75418801"/>
+      <w:bookmarkStart w:id="27" w:name="_Toc229569856"/>
       <w:r>
         <w:rPr>
           <w:lang w:val="fr-LU"/>
@@ -3968,68 +4043,250 @@
         </w:rPr>
         <w:t>des tendances et des menaces</w:t>
       </w:r>
-      <w:bookmarkEnd w:id="28"/>
+      <w:bookmarkEnd w:id="27"/>
     </w:p>
     <w:p>
       <w:pPr>
-        <w:pStyle w:val="Heading3"/>
+        <w:spacing w:before="240"/>
+        <w:rPr>
+          <w:sz w:val="10"/>
+          <w:szCs w:val="10"/>
+          <w:lang w:val="fr-LU"/>
+        </w:rPr>
+      </w:pPr>
+      <w:r>
+        <w:rPr>
+          <w:lang w:val="fr-LU"/>
+        </w:rPr>
+        <w:t>${SYNTH_EVAL_THREAT}</w:t>
+      </w:r>
+    </w:p>
+    <w:p>
+      <w:pPr>
+        <w:spacing w:after="0"/>
+        <w:rPr>
+          <w:lang w:val="fr-LU"/>
+        </w:rPr>
+      </w:pPr>
+      <w:r>
+        <w:rPr>
+          <w:lang w:val="fr-LU"/>
+        </w:rPr>
+        <w:t>La table ci-dessous représente l</w:t>
+      </w:r>
+      <w:r>
+        <w:rPr>
+          <w:lang w:val="fr-LU"/>
+        </w:rPr>
+        <w:t>es menaces qui ont fait l’objet d’une attention particulière.</w:t>
+      </w:r>
+    </w:p>
+    <w:p>
+      <w:pPr>
+        <w:spacing w:after="0"/>
+        <w:rPr>
+          <w:lang w:val="fr-LU"/>
+        </w:rPr>
+      </w:pPr>
+    </w:p>
+    <w:p>
+      <w:pPr>
+        <w:rPr>
+          <w:lang w:val="fr-LU"/>
+        </w:rPr>
+      </w:pPr>
+      <w:r>
+        <w:rPr>
+          <w:lang w:val="fr-LU"/>
+        </w:rPr>
+        <w:t>${TABLE_THREATS}</w:t>
+      </w:r>
+    </w:p>
+    <w:p>
+      <w:pPr>
+        <w:rPr>
+          <w:lang w:val="fr-LU"/>
+        </w:rPr>
+      </w:pPr>
+      <w:r>
+        <w:rPr>
+          <w:lang w:val="fr-LU"/>
+        </w:rPr>
+        <w:br w:type="page"/>
+      </w:r>
+    </w:p>
+    <w:p>
+      <w:pPr>
+        <w:pStyle w:val="Heading2"/>
         <w:numPr>
-          <w:ilvl w:val="2"/>
+          <w:ilvl w:val="1"/>
           <w:numId w:val="1"/>
         </w:numPr>
-        <w:ind w:left="709"/>
-        <w:rPr>
-          <w:lang w:val="fr-LU"/>
-        </w:rPr>
-      </w:pPr>
-      <w:bookmarkStart w:id="29" w:name="_Toc75418802"/>
-      <w:r>
-        <w:rPr>
-          <w:lang w:val="fr-LU"/>
-        </w:rPr>
-        <w:t>Analyse des tendances et des menaces</w:t>
-      </w:r>
+        <w:spacing w:before="0"/>
+        <w:rPr>
+          <w:lang w:val="fr-LU"/>
+        </w:rPr>
+      </w:pPr>
+      <w:bookmarkStart w:id="28" w:name="_Toc229569022"/>
+      <w:bookmarkStart w:id="29" w:name="_Toc229569857"/>
+      <w:proofErr w:type="spellStart"/>
+      <w:r>
+        <w:lastRenderedPageBreak/>
+        <w:t>Déclencheurs</w:t>
+      </w:r>
+      <w:proofErr w:type="spellEnd"/>
+      <w:r>
+        <w:t xml:space="preserve"> de </w:t>
+      </w:r>
+      <w:proofErr w:type="spellStart"/>
+      <w:r>
+        <w:t>réévaluation</w:t>
+      </w:r>
+      <w:bookmarkEnd w:id="28"/>
       <w:bookmarkEnd w:id="29"/>
+      <w:proofErr w:type="spellEnd"/>
     </w:p>
     <w:p>
       <w:pPr>
-        <w:spacing w:before="240"/>
-        <w:rPr>
-          <w:sz w:val="10"/>
-          <w:szCs w:val="10"/>
-          <w:lang w:val="fr-LU"/>
-        </w:rPr>
-      </w:pPr>
-      <w:r>
-        <w:rPr>
-          <w:lang w:val="fr-LU"/>
-        </w:rPr>
-        <w:t>${SYNTH_EVAL_THREAT}</w:t>
+        <w:rPr>
+          <w:lang w:val="en-LU"/>
+        </w:rPr>
+      </w:pPr>
+      <w:r>
+        <w:t xml:space="preserve">Les </w:t>
+      </w:r>
+      <w:proofErr w:type="spellStart"/>
+      <w:r>
+        <w:t>événements</w:t>
+      </w:r>
+      <w:proofErr w:type="spellEnd"/>
+      <w:r>
+        <w:t xml:space="preserve"> </w:t>
+      </w:r>
+      <w:proofErr w:type="spellStart"/>
+      <w:r>
+        <w:t>ou</w:t>
+      </w:r>
+      <w:proofErr w:type="spellEnd"/>
+      <w:r>
+        <w:t xml:space="preserve"> conditions </w:t>
+      </w:r>
+      <w:proofErr w:type="spellStart"/>
+      <w:r>
+        <w:t>suivants</w:t>
+      </w:r>
+      <w:proofErr w:type="spellEnd"/>
+      <w:r>
+        <w:t xml:space="preserve"> </w:t>
+      </w:r>
+      <w:proofErr w:type="spellStart"/>
+      <w:r>
+        <w:t>nécessitent</w:t>
+      </w:r>
+      <w:proofErr w:type="spellEnd"/>
+      <w:r>
+        <w:t xml:space="preserve"> </w:t>
+      </w:r>
+      <w:proofErr w:type="spellStart"/>
+      <w:r>
+        <w:t>une</w:t>
+      </w:r>
+      <w:proofErr w:type="spellEnd"/>
+      <w:r>
+        <w:t xml:space="preserve"> </w:t>
+      </w:r>
+      <w:proofErr w:type="spellStart"/>
+      <w:r>
+        <w:t>réévaluation</w:t>
+      </w:r>
+      <w:proofErr w:type="spellEnd"/>
+      <w:r>
+        <w:t xml:space="preserve"> de </w:t>
+      </w:r>
+      <w:proofErr w:type="spellStart"/>
+      <w:r>
+        <w:t>l’analyse</w:t>
+      </w:r>
+      <w:proofErr w:type="spellEnd"/>
+      <w:r>
+        <w:t xml:space="preserve"> des </w:t>
+      </w:r>
+      <w:proofErr w:type="spellStart"/>
+      <w:r>
+        <w:t>risques</w:t>
+      </w:r>
+      <w:proofErr w:type="spellEnd"/>
+      <w:r>
+        <w:t xml:space="preserve"> </w:t>
+      </w:r>
+      <w:proofErr w:type="spellStart"/>
+      <w:r>
+        <w:t>afin</w:t>
+      </w:r>
+      <w:proofErr w:type="spellEnd"/>
+      <w:r>
+        <w:t xml:space="preserve"> de </w:t>
+      </w:r>
+      <w:proofErr w:type="spellStart"/>
+      <w:r>
+        <w:t>garantir</w:t>
+      </w:r>
+      <w:proofErr w:type="spellEnd"/>
+      <w:r>
+        <w:t xml:space="preserve"> </w:t>
+      </w:r>
+      <w:proofErr w:type="spellStart"/>
+      <w:r>
+        <w:t>qu’elle</w:t>
+      </w:r>
+      <w:proofErr w:type="spellEnd"/>
+      <w:r>
+        <w:t xml:space="preserve"> </w:t>
+      </w:r>
+      <w:proofErr w:type="spellStart"/>
+      <w:r>
+        <w:t>reste</w:t>
+      </w:r>
+      <w:proofErr w:type="spellEnd"/>
+      <w:r>
+        <w:t xml:space="preserve"> </w:t>
+      </w:r>
+      <w:proofErr w:type="spellStart"/>
+      <w:r>
+        <w:t>pertinente</w:t>
+      </w:r>
+      <w:proofErr w:type="spellEnd"/>
+      <w:r>
+        <w:t xml:space="preserve"> et à jour</w:t>
+      </w:r>
+      <w:r>
+        <w:rPr>
+          <w:lang w:val="en-LU"/>
+        </w:rPr>
+        <w:t>.</w:t>
       </w:r>
     </w:p>
     <w:p>
       <w:pPr>
-        <w:spacing w:after="0"/>
-        <w:rPr>
-          <w:lang w:val="fr-LU"/>
-        </w:rPr>
-      </w:pPr>
-      <w:r>
-        <w:rPr>
-          <w:lang w:val="fr-LU"/>
-        </w:rPr>
-        <w:t>La table ci-dessous représente l</w:t>
-      </w:r>
-      <w:r>
-        <w:rPr>
-          <w:lang w:val="fr-LU"/>
-        </w:rPr>
-        <w:t>es menaces qui ont fait l’objet d’une attention particulière.</w:t>
+        <w:rPr>
+          <w:lang w:val="en-LU"/>
+        </w:rPr>
+      </w:pPr>
+      <w:r>
+        <w:t>${</w:t>
+      </w:r>
+      <w:r>
+        <w:rPr>
+          <w:lang w:val="en-LU"/>
+        </w:rPr>
+        <w:t>TABLE_REASSESSMENT_TRIGGERS</w:t>
+      </w:r>
+      <w:r>
+        <w:t>}</w:t>
       </w:r>
     </w:p>
     <w:p>
       <w:pPr>
-        <w:spacing w:after="0"/>
         <w:rPr>
           <w:lang w:val="fr-LU"/>
         </w:rPr>
@@ -4037,31 +4294,12 @@
     </w:p>
     <w:p>
       <w:pPr>
-        <w:rPr>
-          <w:lang w:val="fr-LU"/>
-        </w:rPr>
-      </w:pPr>
-      <w:r>
-        <w:rPr>
-          <w:lang w:val="fr-LU"/>
-        </w:rPr>
-        <w:t>${TABLE_THREATS}</w:t>
-      </w:r>
-      <w:r>
-        <w:rPr>
-          <w:lang w:val="fr-LU"/>
-        </w:rPr>
-        <w:br w:type="page"/>
-      </w:r>
-    </w:p>
-    <w:p>
-      <w:pPr>
         <w:pStyle w:val="Heading1"/>
         <w:rPr>
           <w:lang w:val="fr-LU"/>
         </w:rPr>
       </w:pPr>
-      <w:bookmarkStart w:id="30" w:name="_Toc75418803"/>
+      <w:bookmarkStart w:id="30" w:name="_Toc229569858"/>
       <w:r>
         <w:rPr>
           <w:lang w:val="fr-LU"/>
@@ -4110,7 +4348,7 @@
           <w:lang w:val="fr-LU"/>
         </w:rPr>
       </w:pPr>
-      <w:bookmarkStart w:id="31" w:name="_Toc75418804"/>
+      <w:bookmarkStart w:id="31" w:name="_Toc229569859"/>
       <w:r>
         <w:rPr>
           <w:lang w:val="fr-LU"/>
@@ -4170,7 +4408,7 @@
           <w:lang w:val="fr-LU"/>
         </w:rPr>
       </w:pPr>
-      <w:bookmarkStart w:id="32" w:name="_Toc75418805"/>
+      <w:bookmarkStart w:id="32" w:name="_Toc229569860"/>
       <w:r>
         <w:rPr>
           <w:lang w:val="fr-LU"/>
@@ -4225,7 +4463,7 @@
 </file>
 
 <file path=word/endnotes.xml><?xml version="1.0" encoding="utf-8"?>
-<w:endnotes xmlns:wpc="http://schemas.microsoft.com/office/word/2010/wordprocessingCanvas" xmlns:cx="http://schemas.microsoft.com/office/drawing/2014/chartex" xmlns:mc="http://schemas.openxmlformats.org/markup-compatibility/2006" xmlns:o="urn:schemas-microsoft-com:office:office" xmlns:r="http://schemas.openxmlformats.org/officeDocument/2006/relationships" xmlns:m="http://schemas.openxmlformats.org/officeDocument/2006/math" xmlns:v="urn:schemas-microsoft-com:vml" xmlns:wp14="http://schemas.microsoft.com/office/word/2010/wordprocessingDrawing" xmlns:wp="http://schemas.openxmlformats.org/drawingml/2006/wordprocessingDrawing" xmlns:w10="urn:schemas-microsoft-com:office:word" xmlns:w="http://schemas.openxmlformats.org/wordprocessingml/2006/main" xmlns:w14="http://schemas.microsoft.com/office/word/2010/wordml" xmlns:w15="http://schemas.microsoft.com/office/word/2012/wordml" xmlns:w16se="http://schemas.microsoft.com/office/word/2015/wordml/symex" xmlns:wpg="http://schemas.microsoft.com/office/word/2010/wordprocessingGroup" xmlns:wpi="http://schemas.microsoft.com/office/word/2010/wordprocessingInk" xmlns:wne="http://schemas.microsoft.com/office/word/2006/wordml" xmlns:wps="http://schemas.microsoft.com/office/word/2010/wordprocessingShape" mc:Ignorable="w14 w15 w16se wp14">
+<w:endnotes xmlns:wpc="http://schemas.microsoft.com/office/word/2010/wordprocessingCanvas" xmlns:cx="http://schemas.microsoft.com/office/drawing/2014/chartex" xmlns:cx1="http://schemas.microsoft.com/office/drawing/2015/9/8/chartex" xmlns:cx2="http://schemas.microsoft.com/office/drawing/2015/10/21/chartex" xmlns:cx3="http://schemas.microsoft.com/office/drawing/2016/5/9/chartex" xmlns:cx4="http://schemas.microsoft.com/office/drawing/2016/5/10/chartex" xmlns:cx5="http://schemas.microsoft.com/office/drawing/2016/5/11/chartex" xmlns:cx6="http://schemas.microsoft.com/office/drawing/2016/5/12/chartex" xmlns:cx7="http://schemas.microsoft.com/office/drawing/2016/5/13/chartex" xmlns:cx8="http://schemas.microsoft.com/office/drawing/2016/5/14/chartex" xmlns:mc="http://schemas.openxmlformats.org/markup-compatibility/2006" xmlns:aink="http://schemas.microsoft.com/office/drawing/2016/ink" xmlns:am3d="http://schemas.microsoft.com/office/drawing/2017/model3d" xmlns:o="urn:schemas-microsoft-com:office:office" xmlns:oel="http://schemas.microsoft.com/office/2019/extlst" xmlns:r="http://schemas.openxmlformats.org/officeDocument/2006/relationships" xmlns:m="http://schemas.openxmlformats.org/officeDocument/2006/math" xmlns:v="urn:schemas-microsoft-com:vml" xmlns:wp14="http://schemas.microsoft.com/office/word/2010/wordprocessingDrawing" xmlns:wp="http://schemas.openxmlformats.org/drawingml/2006/wordprocessingDrawing" xmlns:w10="urn:schemas-microsoft-com:office:word" xmlns:w="http://schemas.openxmlformats.org/wordprocessingml/2006/main" xmlns:w14="http://schemas.microsoft.com/office/word/2010/wordml" xmlns:w15="http://schemas.microsoft.com/office/word/2012/wordml" xmlns:w16cex="http://schemas.microsoft.com/office/word/2018/wordml/cex" xmlns:w16cid="http://schemas.microsoft.com/office/word/2016/wordml/cid" xmlns:w16="http://schemas.microsoft.com/office/word/2018/wordml" xmlns:w16du="http://schemas.microsoft.com/office/word/2023/wordml/word16du" xmlns:w16sdtdh="http://schemas.microsoft.com/office/word/2020/wordml/sdtdatahash" xmlns:w16se="http://schemas.microsoft.com/office/word/2015/wordml/symex" xmlns:wpg="http://schemas.microsoft.com/office/word/2010/wordprocessingGroup" xmlns:wpi="http://schemas.microsoft.com/office/word/2010/wordprocessingInk" xmlns:wne="http://schemas.microsoft.com/office/word/2006/wordml" xmlns:wps="http://schemas.microsoft.com/office/word/2010/wordprocessingShape" mc:Ignorable="w14 w15 w16se w16cid w16 w16cex w16sdtdh w16du wp14">
   <w:endnote w:type="separator" w:id="-1">
     <w:p>
       <w:r>
@@ -4244,7 +4482,7 @@
 </file>
 
 <file path=word/footer1.xml><?xml version="1.0" encoding="utf-8"?>
-<w:ftr xmlns:wpc="http://schemas.microsoft.com/office/word/2010/wordprocessingCanvas" xmlns:cx="http://schemas.microsoft.com/office/drawing/2014/chartex" xmlns:mc="http://schemas.openxmlformats.org/markup-compatibility/2006" xmlns:o="urn:schemas-microsoft-com:office:office" xmlns:r="http://schemas.openxmlformats.org/officeDocument/2006/relationships" xmlns:m="http://schemas.openxmlformats.org/officeDocument/2006/math" xmlns:v="urn:schemas-microsoft-com:vml" xmlns:wp14="http://schemas.microsoft.com/office/word/2010/wordprocessingDrawing" xmlns:wp="http://schemas.openxmlformats.org/drawingml/2006/wordprocessingDrawing" xmlns:w10="urn:schemas-microsoft-com:office:word" xmlns:w="http://schemas.openxmlformats.org/wordprocessingml/2006/main" xmlns:w14="http://schemas.microsoft.com/office/word/2010/wordml" xmlns:w15="http://schemas.microsoft.com/office/word/2012/wordml" xmlns:w16se="http://schemas.microsoft.com/office/word/2015/wordml/symex" xmlns:wpg="http://schemas.microsoft.com/office/word/2010/wordprocessingGroup" xmlns:wpi="http://schemas.microsoft.com/office/word/2010/wordprocessingInk" xmlns:wne="http://schemas.microsoft.com/office/word/2006/wordml" xmlns:wps="http://schemas.microsoft.com/office/word/2010/wordprocessingShape" mc:Ignorable="w14 w15 w16se wp14">
+<w:ftr xmlns:wpc="http://schemas.microsoft.com/office/word/2010/wordprocessingCanvas" xmlns:cx="http://schemas.microsoft.com/office/drawing/2014/chartex" xmlns:cx1="http://schemas.microsoft.com/office/drawing/2015/9/8/chartex" xmlns:cx2="http://schemas.microsoft.com/office/drawing/2015/10/21/chartex" xmlns:cx3="http://schemas.microsoft.com/office/drawing/2016/5/9/chartex" xmlns:cx4="http://schemas.microsoft.com/office/drawing/2016/5/10/chartex" xmlns:cx5="http://schemas.microsoft.com/office/drawing/2016/5/11/chartex" xmlns:cx6="http://schemas.microsoft.com/office/drawing/2016/5/12/chartex" xmlns:cx7="http://schemas.microsoft.com/office/drawing/2016/5/13/chartex" xmlns:cx8="http://schemas.microsoft.com/office/drawing/2016/5/14/chartex" xmlns:mc="http://schemas.openxmlformats.org/markup-compatibility/2006" xmlns:aink="http://schemas.microsoft.com/office/drawing/2016/ink" xmlns:am3d="http://schemas.microsoft.com/office/drawing/2017/model3d" xmlns:o="urn:schemas-microsoft-com:office:office" xmlns:oel="http://schemas.microsoft.com/office/2019/extlst" xmlns:r="http://schemas.openxmlformats.org/officeDocument/2006/relationships" xmlns:m="http://schemas.openxmlformats.org/officeDocument/2006/math" xmlns:v="urn:schemas-microsoft-com:vml" xmlns:wp14="http://schemas.microsoft.com/office/word/2010/wordprocessingDrawing" xmlns:wp="http://schemas.openxmlformats.org/drawingml/2006/wordprocessingDrawing" xmlns:w10="urn:schemas-microsoft-com:office:word" xmlns:w="http://schemas.openxmlformats.org/wordprocessingml/2006/main" xmlns:w14="http://schemas.microsoft.com/office/word/2010/wordml" xmlns:w15="http://schemas.microsoft.com/office/word/2012/wordml" xmlns:w16cex="http://schemas.microsoft.com/office/word/2018/wordml/cex" xmlns:w16cid="http://schemas.microsoft.com/office/word/2016/wordml/cid" xmlns:w16="http://schemas.microsoft.com/office/word/2018/wordml" xmlns:w16du="http://schemas.microsoft.com/office/word/2023/wordml/word16du" xmlns:w16sdtdh="http://schemas.microsoft.com/office/word/2020/wordml/sdtdatahash" xmlns:w16se="http://schemas.microsoft.com/office/word/2015/wordml/symex" xmlns:wpg="http://schemas.microsoft.com/office/word/2010/wordprocessingGroup" xmlns:wpi="http://schemas.microsoft.com/office/word/2010/wordprocessingInk" xmlns:wne="http://schemas.microsoft.com/office/word/2006/wordml" xmlns:wps="http://schemas.microsoft.com/office/word/2010/wordprocessingShape" mc:Ignorable="w14 w15 w16se w16cid w16 w16cex w16sdtdh w16du wp14">
   <w:p>
     <w:pPr>
       <w:pStyle w:val="smile-footer"/>
@@ -4523,7 +4761,7 @@
 </file>
 
 <file path=word/footnotes.xml><?xml version="1.0" encoding="utf-8"?>
-<w:footnotes xmlns:wpc="http://schemas.microsoft.com/office/word/2010/wordprocessingCanvas" xmlns:cx="http://schemas.microsoft.com/office/drawing/2014/chartex" xmlns:mc="http://schemas.openxmlformats.org/markup-compatibility/2006" xmlns:o="urn:schemas-microsoft-com:office:office" xmlns:r="http://schemas.openxmlformats.org/officeDocument/2006/relationships" xmlns:m="http://schemas.openxmlformats.org/officeDocument/2006/math" xmlns:v="urn:schemas-microsoft-com:vml" xmlns:wp14="http://schemas.microsoft.com/office/word/2010/wordprocessingDrawing" xmlns:wp="http://schemas.openxmlformats.org/drawingml/2006/wordprocessingDrawing" xmlns:w10="urn:schemas-microsoft-com:office:word" xmlns:w="http://schemas.openxmlformats.org/wordprocessingml/2006/main" xmlns:w14="http://schemas.microsoft.com/office/word/2010/wordml" xmlns:w15="http://schemas.microsoft.com/office/word/2012/wordml" xmlns:w16se="http://schemas.microsoft.com/office/word/2015/wordml/symex" xmlns:wpg="http://schemas.microsoft.com/office/word/2010/wordprocessingGroup" xmlns:wpi="http://schemas.microsoft.com/office/word/2010/wordprocessingInk" xmlns:wne="http://schemas.microsoft.com/office/word/2006/wordml" xmlns:wps="http://schemas.microsoft.com/office/word/2010/wordprocessingShape" mc:Ignorable="w14 w15 w16se wp14">
+<w:footnotes xmlns:wpc="http://schemas.microsoft.com/office/word/2010/wordprocessingCanvas" xmlns:cx="http://schemas.microsoft.com/office/drawing/2014/chartex" xmlns:cx1="http://schemas.microsoft.com/office/drawing/2015/9/8/chartex" xmlns:cx2="http://schemas.microsoft.com/office/drawing/2015/10/21/chartex" xmlns:cx3="http://schemas.microsoft.com/office/drawing/2016/5/9/chartex" xmlns:cx4="http://schemas.microsoft.com/office/drawing/2016/5/10/chartex" xmlns:cx5="http://schemas.microsoft.com/office/drawing/2016/5/11/chartex" xmlns:cx6="http://schemas.microsoft.com/office/drawing/2016/5/12/chartex" xmlns:cx7="http://schemas.microsoft.com/office/drawing/2016/5/13/chartex" xmlns:cx8="http://schemas.microsoft.com/office/drawing/2016/5/14/chartex" xmlns:mc="http://schemas.openxmlformats.org/markup-compatibility/2006" xmlns:aink="http://schemas.microsoft.com/office/drawing/2016/ink" xmlns:am3d="http://schemas.microsoft.com/office/drawing/2017/model3d" xmlns:o="urn:schemas-microsoft-com:office:office" xmlns:oel="http://schemas.microsoft.com/office/2019/extlst" xmlns:r="http://schemas.openxmlformats.org/officeDocument/2006/relationships" xmlns:m="http://schemas.openxmlformats.org/officeDocument/2006/math" xmlns:v="urn:schemas-microsoft-com:vml" xmlns:wp14="http://schemas.microsoft.com/office/word/2010/wordprocessingDrawing" xmlns:wp="http://schemas.openxmlformats.org/drawingml/2006/wordprocessingDrawing" xmlns:w10="urn:schemas-microsoft-com:office:word" xmlns:w="http://schemas.openxmlformats.org/wordprocessingml/2006/main" xmlns:w14="http://schemas.microsoft.com/office/word/2010/wordml" xmlns:w15="http://schemas.microsoft.com/office/word/2012/wordml" xmlns:w16cex="http://schemas.microsoft.com/office/word/2018/wordml/cex" xmlns:w16cid="http://schemas.microsoft.com/office/word/2016/wordml/cid" xmlns:w16="http://schemas.microsoft.com/office/word/2018/wordml" xmlns:w16du="http://schemas.microsoft.com/office/word/2023/wordml/word16du" xmlns:w16sdtdh="http://schemas.microsoft.com/office/word/2020/wordml/sdtdatahash" xmlns:w16se="http://schemas.microsoft.com/office/word/2015/wordml/symex" xmlns:wpg="http://schemas.microsoft.com/office/word/2010/wordprocessingGroup" xmlns:wpi="http://schemas.microsoft.com/office/word/2010/wordprocessingInk" xmlns:wne="http://schemas.microsoft.com/office/word/2006/wordml" xmlns:wps="http://schemas.microsoft.com/office/word/2010/wordprocessingShape" mc:Ignorable="w14 w15 w16se w16cid w16 w16cex w16sdtdh w16du wp14">
   <w:footnote w:type="separator" w:id="-1">
     <w:p>
       <w:r>
@@ -4542,7 +4780,7 @@
 </file>
 
 <file path=word/header1.xml><?xml version="1.0" encoding="utf-8"?>
-<w:hdr xmlns:wpc="http://schemas.microsoft.com/office/word/2010/wordprocessingCanvas" xmlns:cx="http://schemas.microsoft.com/office/drawing/2014/chartex" xmlns:mc="http://schemas.openxmlformats.org/markup-compatibility/2006" xmlns:o="urn:schemas-microsoft-com:office:office" xmlns:r="http://schemas.openxmlformats.org/officeDocument/2006/relationships" xmlns:m="http://schemas.openxmlformats.org/officeDocument/2006/math" xmlns:v="urn:schemas-microsoft-com:vml" xmlns:wp14="http://schemas.microsoft.com/office/word/2010/wordprocessingDrawing" xmlns:wp="http://schemas.openxmlformats.org/drawingml/2006/wordprocessingDrawing" xmlns:w10="urn:schemas-microsoft-com:office:word" xmlns:w="http://schemas.openxmlformats.org/wordprocessingml/2006/main" xmlns:w14="http://schemas.microsoft.com/office/word/2010/wordml" xmlns:w15="http://schemas.microsoft.com/office/word/2012/wordml" xmlns:w16se="http://schemas.microsoft.com/office/word/2015/wordml/symex" xmlns:wpg="http://schemas.microsoft.com/office/word/2010/wordprocessingGroup" xmlns:wpi="http://schemas.microsoft.com/office/word/2010/wordprocessingInk" xmlns:wne="http://schemas.microsoft.com/office/word/2006/wordml" xmlns:wps="http://schemas.microsoft.com/office/word/2010/wordprocessingShape" mc:Ignorable="w14 w15 w16se wp14">
+<w:hdr xmlns:wpc="http://schemas.microsoft.com/office/word/2010/wordprocessingCanvas" xmlns:cx="http://schemas.microsoft.com/office/drawing/2014/chartex" xmlns:cx1="http://schemas.microsoft.com/office/drawing/2015/9/8/chartex" xmlns:cx2="http://schemas.microsoft.com/office/drawing/2015/10/21/chartex" xmlns:cx3="http://schemas.microsoft.com/office/drawing/2016/5/9/chartex" xmlns:cx4="http://schemas.microsoft.com/office/drawing/2016/5/10/chartex" xmlns:cx5="http://schemas.microsoft.com/office/drawing/2016/5/11/chartex" xmlns:cx6="http://schemas.microsoft.com/office/drawing/2016/5/12/chartex" xmlns:cx7="http://schemas.microsoft.com/office/drawing/2016/5/13/chartex" xmlns:cx8="http://schemas.microsoft.com/office/drawing/2016/5/14/chartex" xmlns:mc="http://schemas.openxmlformats.org/markup-compatibility/2006" xmlns:aink="http://schemas.microsoft.com/office/drawing/2016/ink" xmlns:am3d="http://schemas.microsoft.com/office/drawing/2017/model3d" xmlns:o="urn:schemas-microsoft-com:office:office" xmlns:oel="http://schemas.microsoft.com/office/2019/extlst" xmlns:r="http://schemas.openxmlformats.org/officeDocument/2006/relationships" xmlns:m="http://schemas.openxmlformats.org/officeDocument/2006/math" xmlns:v="urn:schemas-microsoft-com:vml" xmlns:wp14="http://schemas.microsoft.com/office/word/2010/wordprocessingDrawing" xmlns:wp="http://schemas.openxmlformats.org/drawingml/2006/wordprocessingDrawing" xmlns:w10="urn:schemas-microsoft-com:office:word" xmlns:w="http://schemas.openxmlformats.org/wordprocessingml/2006/main" xmlns:w14="http://schemas.microsoft.com/office/word/2010/wordml" xmlns:w15="http://schemas.microsoft.com/office/word/2012/wordml" xmlns:w16cex="http://schemas.microsoft.com/office/word/2018/wordml/cex" xmlns:w16cid="http://schemas.microsoft.com/office/word/2016/wordml/cid" xmlns:w16="http://schemas.microsoft.com/office/word/2018/wordml" xmlns:w16du="http://schemas.microsoft.com/office/word/2023/wordml/word16du" xmlns:w16sdtdh="http://schemas.microsoft.com/office/word/2020/wordml/sdtdatahash" xmlns:w16se="http://schemas.microsoft.com/office/word/2015/wordml/symex" xmlns:wpg="http://schemas.microsoft.com/office/word/2010/wordprocessingGroup" xmlns:wpi="http://schemas.microsoft.com/office/word/2010/wordprocessingInk" xmlns:wne="http://schemas.microsoft.com/office/word/2006/wordml" xmlns:wps="http://schemas.microsoft.com/office/word/2010/wordprocessingShape" mc:Ignorable="w14 w15 w16se w16cid w16 w16cex w16sdtdh w16du wp14">
   <w:tbl>
     <w:tblPr>
       <w:tblW w:w="9810" w:type="dxa"/>
@@ -5060,7 +5298,7 @@
 </file>
 
 <file path=word/numbering.xml><?xml version="1.0" encoding="utf-8"?>
-<w:numbering xmlns:wpc="http://schemas.microsoft.com/office/word/2010/wordprocessingCanvas" xmlns:cx="http://schemas.microsoft.com/office/drawing/2014/chartex" xmlns:mc="http://schemas.openxmlformats.org/markup-compatibility/2006" xmlns:o="urn:schemas-microsoft-com:office:office" xmlns:r="http://schemas.openxmlformats.org/officeDocument/2006/relationships" xmlns:m="http://schemas.openxmlformats.org/officeDocument/2006/math" xmlns:v="urn:schemas-microsoft-com:vml" xmlns:wp14="http://schemas.microsoft.com/office/word/2010/wordprocessingDrawing" xmlns:wp="http://schemas.openxmlformats.org/drawingml/2006/wordprocessingDrawing" xmlns:w10="urn:schemas-microsoft-com:office:word" xmlns:w="http://schemas.openxmlformats.org/wordprocessingml/2006/main" xmlns:w14="http://schemas.microsoft.com/office/word/2010/wordml" xmlns:w15="http://schemas.microsoft.com/office/word/2012/wordml" xmlns:w16se="http://schemas.microsoft.com/office/word/2015/wordml/symex" xmlns:wpg="http://schemas.microsoft.com/office/word/2010/wordprocessingGroup" xmlns:wpi="http://schemas.microsoft.com/office/word/2010/wordprocessingInk" xmlns:wne="http://schemas.microsoft.com/office/word/2006/wordml" xmlns:wps="http://schemas.microsoft.com/office/word/2010/wordprocessingShape" mc:Ignorable="w14 w15 w16se wp14">
+<w:numbering xmlns:wpc="http://schemas.microsoft.com/office/word/2010/wordprocessingCanvas" xmlns:cx="http://schemas.microsoft.com/office/drawing/2014/chartex" xmlns:cx1="http://schemas.microsoft.com/office/drawing/2015/9/8/chartex" xmlns:cx2="http://schemas.microsoft.com/office/drawing/2015/10/21/chartex" xmlns:cx3="http://schemas.microsoft.com/office/drawing/2016/5/9/chartex" xmlns:cx4="http://schemas.microsoft.com/office/drawing/2016/5/10/chartex" xmlns:cx5="http://schemas.microsoft.com/office/drawing/2016/5/11/chartex" xmlns:cx6="http://schemas.microsoft.com/office/drawing/2016/5/12/chartex" xmlns:cx7="http://schemas.microsoft.com/office/drawing/2016/5/13/chartex" xmlns:cx8="http://schemas.microsoft.com/office/drawing/2016/5/14/chartex" xmlns:mc="http://schemas.openxmlformats.org/markup-compatibility/2006" xmlns:aink="http://schemas.microsoft.com/office/drawing/2016/ink" xmlns:am3d="http://schemas.microsoft.com/office/drawing/2017/model3d" xmlns:o="urn:schemas-microsoft-com:office:office" xmlns:oel="http://schemas.microsoft.com/office/2019/extlst" xmlns:r="http://schemas.openxmlformats.org/officeDocument/2006/relationships" xmlns:m="http://schemas.openxmlformats.org/officeDocument/2006/math" xmlns:v="urn:schemas-microsoft-com:vml" xmlns:wp14="http://schemas.microsoft.com/office/word/2010/wordprocessingDrawing" xmlns:wp="http://schemas.openxmlformats.org/drawingml/2006/wordprocessingDrawing" xmlns:w10="urn:schemas-microsoft-com:office:word" xmlns:w="http://schemas.openxmlformats.org/wordprocessingml/2006/main" xmlns:w14="http://schemas.microsoft.com/office/word/2010/wordml" xmlns:w15="http://schemas.microsoft.com/office/word/2012/wordml" xmlns:w16cex="http://schemas.microsoft.com/office/word/2018/wordml/cex" xmlns:w16cid="http://schemas.microsoft.com/office/word/2016/wordml/cid" xmlns:w16="http://schemas.microsoft.com/office/word/2018/wordml" xmlns:w16du="http://schemas.microsoft.com/office/word/2023/wordml/word16du" xmlns:w16sdtdh="http://schemas.microsoft.com/office/word/2020/wordml/sdtdatahash" xmlns:w16se="http://schemas.microsoft.com/office/word/2015/wordml/symex" xmlns:wpg="http://schemas.microsoft.com/office/word/2010/wordprocessingGroup" xmlns:wpi="http://schemas.microsoft.com/office/word/2010/wordprocessingInk" xmlns:wne="http://schemas.microsoft.com/office/word/2006/wordml" xmlns:wps="http://schemas.microsoft.com/office/word/2010/wordprocessingShape" mc:Ignorable="w14 w15 w16se w16cid w16 w16cex w16sdtdh w16du wp14">
   <w:abstractNum w:abstractNumId="0" w15:restartNumberingAfterBreak="0">
     <w:nsid w:val="FFFFFF1D"/>
     <w:multiLevelType w:val="multilevel"/>
@@ -9696,79 +9934,79 @@
       </w:rPr>
     </w:lvl>
   </w:abstractNum>
-  <w:num w:numId="1">
+  <w:num w:numId="1" w16cid:durableId="2067213866">
     <w:abstractNumId w:val="11"/>
   </w:num>
-  <w:num w:numId="2">
+  <w:num w:numId="2" w16cid:durableId="214128973">
     <w:abstractNumId w:val="30"/>
   </w:num>
-  <w:num w:numId="3">
+  <w:num w:numId="3" w16cid:durableId="1720475465">
     <w:abstractNumId w:val="33"/>
   </w:num>
-  <w:num w:numId="4">
+  <w:num w:numId="4" w16cid:durableId="1713381045">
     <w:abstractNumId w:val="29"/>
   </w:num>
-  <w:num w:numId="5">
+  <w:num w:numId="5" w16cid:durableId="1312171519">
     <w:abstractNumId w:val="27"/>
   </w:num>
-  <w:num w:numId="6">
+  <w:num w:numId="6" w16cid:durableId="865218559">
     <w:abstractNumId w:val="34"/>
   </w:num>
-  <w:num w:numId="7">
+  <w:num w:numId="7" w16cid:durableId="712001786">
     <w:abstractNumId w:val="4"/>
   </w:num>
-  <w:num w:numId="8">
+  <w:num w:numId="8" w16cid:durableId="53890840">
     <w:abstractNumId w:val="15"/>
   </w:num>
-  <w:num w:numId="9">
+  <w:num w:numId="9" w16cid:durableId="681706038">
     <w:abstractNumId w:val="32"/>
   </w:num>
-  <w:num w:numId="10">
+  <w:num w:numId="10" w16cid:durableId="902907293">
     <w:abstractNumId w:val="2"/>
   </w:num>
-  <w:num w:numId="11">
+  <w:num w:numId="11" w16cid:durableId="1886673809">
     <w:abstractNumId w:val="6"/>
   </w:num>
-  <w:num w:numId="12">
+  <w:num w:numId="12" w16cid:durableId="711998776">
     <w:abstractNumId w:val="10"/>
   </w:num>
-  <w:num w:numId="13">
+  <w:num w:numId="13" w16cid:durableId="931817559">
     <w:abstractNumId w:val="26"/>
   </w:num>
-  <w:num w:numId="14">
+  <w:num w:numId="14" w16cid:durableId="1016882507">
     <w:abstractNumId w:val="35"/>
   </w:num>
-  <w:num w:numId="15">
+  <w:num w:numId="15" w16cid:durableId="662120605">
     <w:abstractNumId w:val="22"/>
   </w:num>
-  <w:num w:numId="16">
+  <w:num w:numId="16" w16cid:durableId="1526746801">
     <w:abstractNumId w:val="23"/>
   </w:num>
-  <w:num w:numId="17">
+  <w:num w:numId="17" w16cid:durableId="1574663865">
     <w:abstractNumId w:val="10"/>
   </w:num>
-  <w:num w:numId="18">
+  <w:num w:numId="18" w16cid:durableId="146896705">
     <w:abstractNumId w:val="6"/>
     <w:lvlOverride w:ilvl="0">
       <w:startOverride w:val="1"/>
     </w:lvlOverride>
   </w:num>
-  <w:num w:numId="19">
+  <w:num w:numId="19" w16cid:durableId="1897740132">
     <w:abstractNumId w:val="11"/>
   </w:num>
-  <w:num w:numId="20">
+  <w:num w:numId="20" w16cid:durableId="612443181">
     <w:abstractNumId w:val="12"/>
   </w:num>
-  <w:num w:numId="21">
+  <w:num w:numId="21" w16cid:durableId="2084793726">
     <w:abstractNumId w:val="31"/>
   </w:num>
-  <w:num w:numId="22">
+  <w:num w:numId="22" w16cid:durableId="1330058986">
     <w:abstractNumId w:val="17"/>
   </w:num>
-  <w:num w:numId="23">
+  <w:num w:numId="23" w16cid:durableId="1386639683">
     <w:abstractNumId w:val="8"/>
   </w:num>
-  <w:num w:numId="24">
+  <w:num w:numId="24" w16cid:durableId="2031687247">
     <w:abstractNumId w:val="11"/>
     <w:lvlOverride w:ilvl="0">
       <w:startOverride w:val="1"/>
@@ -9798,7 +10036,7 @@
       <w:startOverride w:val="1"/>
     </w:lvlOverride>
   </w:num>
-  <w:num w:numId="25">
+  <w:num w:numId="25" w16cid:durableId="595090261">
     <w:abstractNumId w:val="6"/>
     <w:lvlOverride w:ilvl="0">
       <w:startOverride w:val="1"/>
@@ -9828,13 +10066,13 @@
       <w:startOverride w:val="1"/>
     </w:lvlOverride>
   </w:num>
-  <w:num w:numId="26">
+  <w:num w:numId="26" w16cid:durableId="1880361959">
     <w:abstractNumId w:val="10"/>
   </w:num>
-  <w:num w:numId="27">
+  <w:num w:numId="27" w16cid:durableId="1020471961">
     <w:abstractNumId w:val="2"/>
   </w:num>
-  <w:num w:numId="28">
+  <w:num w:numId="28" w16cid:durableId="1337732678">
     <w:abstractNumId w:val="22"/>
     <w:lvlOverride w:ilvl="0">
       <w:startOverride w:val="1"/>
@@ -9860,7 +10098,7 @@
       <w:startOverride w:val="1"/>
     </w:lvlOverride>
   </w:num>
-  <w:num w:numId="29">
+  <w:num w:numId="29" w16cid:durableId="1670712888">
     <w:abstractNumId w:val="11"/>
     <w:lvlOverride w:ilvl="0">
       <w:startOverride w:val="1"/>
@@ -9890,67 +10128,67 @@
       <w:startOverride w:val="1"/>
     </w:lvlOverride>
   </w:num>
-  <w:num w:numId="30">
+  <w:num w:numId="30" w16cid:durableId="790131331">
     <w:abstractNumId w:val="28"/>
   </w:num>
-  <w:num w:numId="31">
+  <w:num w:numId="31" w16cid:durableId="1836216182">
     <w:abstractNumId w:val="1"/>
   </w:num>
-  <w:num w:numId="32">
+  <w:num w:numId="32" w16cid:durableId="1650402373">
     <w:abstractNumId w:val="25"/>
   </w:num>
-  <w:num w:numId="33">
+  <w:num w:numId="33" w16cid:durableId="1111584394">
     <w:abstractNumId w:val="11"/>
   </w:num>
-  <w:num w:numId="34">
+  <w:num w:numId="34" w16cid:durableId="1458600040">
     <w:abstractNumId w:val="13"/>
   </w:num>
-  <w:num w:numId="35">
+  <w:num w:numId="35" w16cid:durableId="353195270">
     <w:abstractNumId w:val="21"/>
   </w:num>
-  <w:num w:numId="36">
+  <w:num w:numId="36" w16cid:durableId="1532915139">
     <w:abstractNumId w:val="3"/>
   </w:num>
-  <w:num w:numId="37">
+  <w:num w:numId="37" w16cid:durableId="1524319028">
     <w:abstractNumId w:val="24"/>
   </w:num>
-  <w:num w:numId="38">
+  <w:num w:numId="38" w16cid:durableId="477963467">
     <w:abstractNumId w:val="9"/>
   </w:num>
-  <w:num w:numId="39">
+  <w:num w:numId="39" w16cid:durableId="713968665">
     <w:abstractNumId w:val="18"/>
   </w:num>
-  <w:num w:numId="40">
+  <w:num w:numId="40" w16cid:durableId="1633945109">
     <w:abstractNumId w:val="19"/>
   </w:num>
-  <w:num w:numId="41">
+  <w:num w:numId="41" w16cid:durableId="1214073235">
     <w:abstractNumId w:val="14"/>
   </w:num>
-  <w:num w:numId="42">
+  <w:num w:numId="42" w16cid:durableId="9259136">
     <w:abstractNumId w:val="7"/>
   </w:num>
-  <w:num w:numId="43">
+  <w:num w:numId="43" w16cid:durableId="413164311">
     <w:abstractNumId w:val="5"/>
   </w:num>
-  <w:num w:numId="44">
+  <w:num w:numId="44" w16cid:durableId="548108223">
     <w:abstractNumId w:val="20"/>
   </w:num>
-  <w:num w:numId="45">
+  <w:num w:numId="45" w16cid:durableId="1776630031">
     <w:abstractNumId w:val="16"/>
   </w:num>
-  <w:num w:numId="46">
+  <w:num w:numId="46" w16cid:durableId="1303076189">
     <w:abstractNumId w:val="11"/>
   </w:num>
-  <w:num w:numId="47">
+  <w:num w:numId="47" w16cid:durableId="916668930">
     <w:abstractNumId w:val="11"/>
   </w:num>
-  <w:num w:numId="48">
+  <w:num w:numId="48" w16cid:durableId="149910723">
     <w:abstractNumId w:val="0"/>
   </w:num>
-  <w:num w:numId="49">
+  <w:num w:numId="49" w16cid:durableId="669985292">
     <w:abstractNumId w:val="11"/>
   </w:num>
-  <w:num w:numId="50">
+  <w:num w:numId="50" w16cid:durableId="85005069">
     <w:abstractNumId w:val="36"/>
   </w:num>
   <w:numIdMacAtCleanup w:val="15"/>
@@ -9958,7 +10196,7 @@
 </file>
 
 <file path=word/styles.xml><?xml version="1.0" encoding="utf-8"?>
-<w:styles xmlns:mc="http://schemas.openxmlformats.org/markup-compatibility/2006" xmlns:r="http://schemas.openxmlformats.org/officeDocument/2006/relationships" xmlns:w="http://schemas.openxmlformats.org/wordprocessingml/2006/main" xmlns:w14="http://schemas.microsoft.com/office/word/2010/wordml" xmlns:w15="http://schemas.microsoft.com/office/word/2012/wordml" xmlns:w16se="http://schemas.microsoft.com/office/word/2015/wordml/symex" mc:Ignorable="w14 w15 w16se">
+<w:styles xmlns:mc="http://schemas.openxmlformats.org/markup-compatibility/2006" xmlns:r="http://schemas.openxmlformats.org/officeDocument/2006/relationships" xmlns:w="http://schemas.openxmlformats.org/wordprocessingml/2006/main" xmlns:w14="http://schemas.microsoft.com/office/word/2010/wordml" xmlns:w15="http://schemas.microsoft.com/office/word/2012/wordml" xmlns:w16cex="http://schemas.microsoft.com/office/word/2018/wordml/cex" xmlns:w16cid="http://schemas.microsoft.com/office/word/2016/wordml/cid" xmlns:w16="http://schemas.microsoft.com/office/word/2018/wordml" xmlns:w16du="http://schemas.microsoft.com/office/word/2023/wordml/word16du" xmlns:w16sdtdh="http://schemas.microsoft.com/office/word/2020/wordml/sdtdatahash" xmlns:w16se="http://schemas.microsoft.com/office/word/2015/wordml/symex" mc:Ignorable="w14 w15 w16se w16cid w16 w16cex w16sdtdh w16du">
   <w:docDefaults>
     <w:rPrDefault>
       <w:rPr>
@@ -9974,7 +10212,7 @@
       </w:pPr>
     </w:pPrDefault>
   </w:docDefaults>
-  <w:latentStyles w:defLockedState="0" w:defUIPriority="99" w:defSemiHidden="0" w:defUnhideWhenUsed="0" w:defQFormat="0" w:count="371">
+  <w:latentStyles w:defLockedState="0" w:defUIPriority="99" w:defSemiHidden="0" w:defUnhideWhenUsed="0" w:defQFormat="0" w:count="376">
     <w:lsdException w:name="Normal" w:uiPriority="0" w:qFormat="1"/>
     <w:lsdException w:name="heading 1" w:uiPriority="9" w:qFormat="1"/>
     <w:lsdException w:name="heading 2" w:semiHidden="1" w:uiPriority="0" w:unhideWhenUsed="1" w:qFormat="1"/>
@@ -10337,6 +10575,11 @@
     <w:lsdException w:name="List Table 5 Dark Accent 6" w:uiPriority="50"/>
     <w:lsdException w:name="List Table 6 Colorful Accent 6" w:uiPriority="51"/>
     <w:lsdException w:name="List Table 7 Colorful Accent 6" w:uiPriority="52"/>
+    <w:lsdException w:name="Mention" w:semiHidden="1" w:unhideWhenUsed="1"/>
+    <w:lsdException w:name="Smart Hyperlink" w:semiHidden="1" w:unhideWhenUsed="1"/>
+    <w:lsdException w:name="Hashtag" w:semiHidden="1" w:unhideWhenUsed="1"/>
+    <w:lsdException w:name="Unresolved Mention" w:semiHidden="1" w:unhideWhenUsed="1"/>
+    <w:lsdException w:name="Smart Link" w:semiHidden="1" w:unhideWhenUsed="1"/>
   </w:latentStyles>
   <w:style w:type="paragraph" w:default="1" w:styleId="Normal">
     <w:name w:val="Normal"/>

--- a/deliveries/cases/FR/1.docx
+++ b/deliveries/cases/FR/1.docx
@@ -880,7 +880,7 @@
           <w:r>
             <w:fldChar w:fldCharType="separate"/>
           </w:r>
-          <w:hyperlink w:anchor="_Toc229569840" w:history="1">
+          <w:hyperlink w:anchor="_Toc230360783" w:history="1">
             <w:r>
               <w:rPr>
                 <w:rStyle w:val="Hyperlink"/>
@@ -931,7 +931,7 @@
                 <w:noProof/>
                 <w:webHidden/>
               </w:rPr>
-              <w:instrText xml:space="preserve"> PAGEREF _Toc229569840 \h </w:instrText>
+              <w:instrText xml:space="preserve"> PAGEREF _Toc230360783 \h </w:instrText>
             </w:r>
             <w:r>
               <w:rPr>
@@ -980,7 +980,7 @@
               <w14:ligatures w14:val="standardContextual"/>
             </w:rPr>
           </w:pPr>
-          <w:hyperlink w:anchor="_Toc229569841" w:history="1">
+          <w:hyperlink w:anchor="_Toc230360784" w:history="1">
             <w:r>
               <w:rPr>
                 <w:rStyle w:val="Hyperlink"/>
@@ -1031,7 +1031,7 @@
                 <w:noProof/>
                 <w:webHidden/>
               </w:rPr>
-              <w:instrText xml:space="preserve"> PAGEREF _Toc229569841 \h </w:instrText>
+              <w:instrText xml:space="preserve"> PAGEREF _Toc230360784 \h </w:instrText>
             </w:r>
             <w:r>
               <w:rPr>
@@ -1080,7 +1080,7 @@
               <w14:ligatures w14:val="standardContextual"/>
             </w:rPr>
           </w:pPr>
-          <w:hyperlink w:anchor="_Toc229569842" w:history="1">
+          <w:hyperlink w:anchor="_Toc230360785" w:history="1">
             <w:r>
               <w:rPr>
                 <w:rStyle w:val="Hyperlink"/>
@@ -1131,7 +1131,7 @@
                 <w:noProof/>
                 <w:webHidden/>
               </w:rPr>
-              <w:instrText xml:space="preserve"> PAGEREF _Toc229569842 \h </w:instrText>
+              <w:instrText xml:space="preserve"> PAGEREF _Toc230360785 \h </w:instrText>
             </w:r>
             <w:r>
               <w:rPr>
@@ -1180,7 +1180,7 @@
               <w14:ligatures w14:val="standardContextual"/>
             </w:rPr>
           </w:pPr>
-          <w:hyperlink w:anchor="_Toc229569843" w:history="1">
+          <w:hyperlink w:anchor="_Toc230360786" w:history="1">
             <w:r>
               <w:rPr>
                 <w:rStyle w:val="Hyperlink"/>
@@ -1231,7 +1231,7 @@
                 <w:noProof/>
                 <w:webHidden/>
               </w:rPr>
-              <w:instrText xml:space="preserve"> PAGEREF _Toc229569843 \h </w:instrText>
+              <w:instrText xml:space="preserve"> PAGEREF _Toc230360786 \h </w:instrText>
             </w:r>
             <w:r>
               <w:rPr>
@@ -1282,7 +1282,7 @@
               <w14:ligatures w14:val="standardContextual"/>
             </w:rPr>
           </w:pPr>
-          <w:hyperlink w:anchor="_Toc229569844" w:history="1">
+          <w:hyperlink w:anchor="_Toc230360787" w:history="1">
             <w:r>
               <w:rPr>
                 <w:rStyle w:val="Hyperlink"/>
@@ -1333,7 +1333,7 @@
                 <w:noProof/>
                 <w:webHidden/>
               </w:rPr>
-              <w:instrText xml:space="preserve"> PAGEREF _Toc229569844 \h </w:instrText>
+              <w:instrText xml:space="preserve"> PAGEREF _Toc230360787 \h </w:instrText>
             </w:r>
             <w:r>
               <w:rPr>
@@ -1382,7 +1382,7 @@
               <w14:ligatures w14:val="standardContextual"/>
             </w:rPr>
           </w:pPr>
-          <w:hyperlink w:anchor="_Toc229569845" w:history="1">
+          <w:hyperlink w:anchor="_Toc230360788" w:history="1">
             <w:r>
               <w:rPr>
                 <w:rStyle w:val="Hyperlink"/>
@@ -1433,107 +1433,7 @@
                 <w:noProof/>
                 <w:webHidden/>
               </w:rPr>
-              <w:instrText xml:space="preserve"> PAGEREF _Toc229569845 \h </w:instrText>
-            </w:r>
-            <w:r>
-              <w:rPr>
-                <w:noProof/>
-                <w:webHidden/>
-              </w:rPr>
-            </w:r>
-            <w:r>
-              <w:rPr>
-                <w:noProof/>
-                <w:webHidden/>
-              </w:rPr>
-              <w:fldChar w:fldCharType="separate"/>
-            </w:r>
-            <w:r>
-              <w:rPr>
-                <w:noProof/>
-                <w:webHidden/>
-              </w:rPr>
-              <w:t>4</w:t>
-            </w:r>
-            <w:r>
-              <w:rPr>
-                <w:noProof/>
-                <w:webHidden/>
-              </w:rPr>
-              <w:fldChar w:fldCharType="end"/>
-            </w:r>
-          </w:hyperlink>
-        </w:p>
-        <w:p>
-          <w:pPr>
-            <w:pStyle w:val="TOC2"/>
-            <w:tabs>
-              <w:tab w:val="left" w:pos="880"/>
-              <w:tab w:val="right" w:leader="dot" w:pos="9764"/>
-            </w:tabs>
-            <w:rPr>
-              <w:rFonts w:asciiTheme="minorHAnsi" w:eastAsiaTheme="minorEastAsia" w:hAnsiTheme="minorHAnsi" w:cstheme="minorBidi"/>
-              <w:smallCaps w:val="0"/>
-              <w:noProof/>
-              <w:kern w:val="2"/>
-              <w:sz w:val="24"/>
-              <w:szCs w:val="24"/>
-              <w:lang w:val="en-LU" w:eastAsia="en-GB"/>
-              <w14:ligatures w14:val="standardContextual"/>
-            </w:rPr>
-          </w:pPr>
-          <w:hyperlink w:anchor="_Toc229569846" w:history="1">
-            <w:r>
-              <w:rPr>
-                <w:rStyle w:val="Hyperlink"/>
-                <w:noProof/>
-                <w:snapToGrid w:val="0"/>
-                <w:w w:val="0"/>
-                <w:lang w:val="fr-LU"/>
-              </w:rPr>
-              <w:t>2.2</w:t>
-            </w:r>
-            <w:r>
-              <w:rPr>
-                <w:rFonts w:asciiTheme="minorHAnsi" w:eastAsiaTheme="minorEastAsia" w:hAnsiTheme="minorHAnsi" w:cstheme="minorBidi"/>
-                <w:smallCaps w:val="0"/>
-                <w:noProof/>
-                <w:kern w:val="2"/>
-                <w:sz w:val="24"/>
-                <w:szCs w:val="24"/>
-                <w:lang w:val="en-LU" w:eastAsia="en-GB"/>
-                <w14:ligatures w14:val="standardContextual"/>
-              </w:rPr>
-              <w:tab/>
-            </w:r>
-            <w:r>
-              <w:rPr>
-                <w:rStyle w:val="Hyperlink"/>
-                <w:noProof/>
-                <w:lang w:val="fr-LU"/>
-              </w:rPr>
-              <w:t>Définition des critères d’évaluation du risque</w:t>
-            </w:r>
-            <w:r>
-              <w:rPr>
-                <w:noProof/>
-                <w:webHidden/>
-              </w:rPr>
-              <w:tab/>
-            </w:r>
-            <w:r>
-              <w:rPr>
-                <w:noProof/>
-                <w:webHidden/>
-              </w:rPr>
-              <w:fldChar w:fldCharType="begin"/>
-            </w:r>
-            <w:r>
-              <w:rPr>
-                <w:noProof/>
-                <w:webHidden/>
-              </w:rPr>
-              <w:instrText xml:space="preserve"> PAGEREF _Toc229569846 \h </w:instrText>
+              <w:instrText xml:space="preserve"> PAGEREF _Toc230360788 \h </w:instrText>
             </w:r>
             <w:r>
               <w:rPr>
@@ -1583,14 +1483,13 @@
               <w14:ligatures w14:val="standardContextual"/>
             </w:rPr>
           </w:pPr>
-          <w:hyperlink w:anchor="_Toc229569847" w:history="1">
+          <w:hyperlink w:anchor="_Toc230360789" w:history="1">
             <w:r>
               <w:rPr>
                 <w:rStyle w:val="Hyperlink"/>
                 <w:noProof/>
-                <w:lang w:val="fr-LU"/>
-              </w:rPr>
-              <w:t>2.2.1</w:t>
+              </w:rPr>
+              <w:t>2.1.1</w:t>
             </w:r>
             <w:r>
               <w:rPr>
@@ -1610,9 +1509,8 @@
               <w:rPr>
                 <w:rStyle w:val="Hyperlink"/>
                 <w:noProof/>
-                <w:lang w:val="fr-LU"/>
-              </w:rPr>
-              <w:t>Risques de l’information</w:t>
+              </w:rPr>
+              <w:t>Contexte de l'analyse des risques</w:t>
             </w:r>
             <w:r>
               <w:rPr>
@@ -1633,7 +1531,7 @@
                 <w:noProof/>
                 <w:webHidden/>
               </w:rPr>
-              <w:instrText xml:space="preserve"> PAGEREF _Toc229569847 \h </w:instrText>
+              <w:instrText xml:space="preserve"> PAGEREF _Toc230360789 \h </w:instrText>
             </w:r>
             <w:r>
               <w:rPr>
@@ -1683,14 +1581,13 @@
               <w14:ligatures w14:val="standardContextual"/>
             </w:rPr>
           </w:pPr>
-          <w:hyperlink w:anchor="_Toc229569848" w:history="1">
+          <w:hyperlink w:anchor="_Toc230360790" w:history="1">
             <w:r>
               <w:rPr>
                 <w:rStyle w:val="Hyperlink"/>
                 <w:noProof/>
-                <w:lang w:val="en-GB"/>
-              </w:rPr>
-              <w:t>2.2.1.1</w:t>
+              </w:rPr>
+              <w:t>2.1.2</w:t>
             </w:r>
             <w:r>
               <w:rPr>
@@ -1710,19 +1607,118 @@
               <w:rPr>
                 <w:rStyle w:val="Hyperlink"/>
                 <w:noProof/>
+              </w:rPr>
+              <w:t>Parties intéressées et exigences</w:t>
+            </w:r>
+            <w:r>
+              <w:rPr>
+                <w:noProof/>
+                <w:webHidden/>
+              </w:rPr>
+              <w:tab/>
+            </w:r>
+            <w:r>
+              <w:rPr>
+                <w:noProof/>
+                <w:webHidden/>
+              </w:rPr>
+              <w:fldChar w:fldCharType="begin"/>
+            </w:r>
+            <w:r>
+              <w:rPr>
+                <w:noProof/>
+                <w:webHidden/>
+              </w:rPr>
+              <w:instrText xml:space="preserve"> PAGEREF _Toc230360790 \h </w:instrText>
+            </w:r>
+            <w:r>
+              <w:rPr>
+                <w:noProof/>
+                <w:webHidden/>
+              </w:rPr>
+            </w:r>
+            <w:r>
+              <w:rPr>
+                <w:noProof/>
+                <w:webHidden/>
+              </w:rPr>
+              <w:fldChar w:fldCharType="separate"/>
+            </w:r>
+            <w:r>
+              <w:rPr>
+                <w:noProof/>
+                <w:webHidden/>
+              </w:rPr>
+              <w:t>4</w:t>
+            </w:r>
+            <w:r>
+              <w:rPr>
+                <w:noProof/>
+                <w:webHidden/>
+              </w:rPr>
+              <w:fldChar w:fldCharType="end"/>
+            </w:r>
+          </w:hyperlink>
+        </w:p>
+        <w:p>
+          <w:pPr>
+            <w:pStyle w:val="TOC2"/>
+            <w:tabs>
+              <w:tab w:val="left" w:pos="880"/>
+              <w:tab w:val="right" w:leader="dot" w:pos="9764"/>
+            </w:tabs>
+            <w:rPr>
+              <w:rFonts w:asciiTheme="minorHAnsi" w:eastAsiaTheme="minorEastAsia" w:hAnsiTheme="minorHAnsi" w:cstheme="minorBidi"/>
+              <w:smallCaps w:val="0"/>
+              <w:noProof/>
+              <w:kern w:val="2"/>
+              <w:sz w:val="24"/>
+              <w:szCs w:val="24"/>
+              <w:lang w:val="en-LU" w:eastAsia="en-GB"/>
+              <w14:ligatures w14:val="standardContextual"/>
+            </w:rPr>
+          </w:pPr>
+          <w:hyperlink w:anchor="_Toc230360791" w:history="1">
+            <w:r>
+              <w:rPr>
+                <w:rStyle w:val="Hyperlink"/>
+                <w:noProof/>
+                <w:snapToGrid w:val="0"/>
+                <w:w w:val="0"/>
                 <w:lang w:val="fr-LU"/>
               </w:rPr>
-              <w:t>Échelle d’impacts</w:t>
-            </w:r>
-            <w:r>
-              <w:rPr>
-                <w:noProof/>
-                <w:webHidden/>
+              <w:t>2.2</w:t>
+            </w:r>
+            <w:r>
+              <w:rPr>
+                <w:rFonts w:asciiTheme="minorHAnsi" w:eastAsiaTheme="minorEastAsia" w:hAnsiTheme="minorHAnsi" w:cstheme="minorBidi"/>
+                <w:smallCaps w:val="0"/>
+                <w:noProof/>
+                <w:kern w:val="2"/>
+                <w:sz w:val="24"/>
+                <w:szCs w:val="24"/>
+                <w:lang w:val="en-LU" w:eastAsia="en-GB"/>
+                <w14:ligatures w14:val="standardContextual"/>
               </w:rPr>
               <w:tab/>
             </w:r>
             <w:r>
               <w:rPr>
+                <w:rStyle w:val="Hyperlink"/>
+                <w:noProof/>
+                <w:lang w:val="fr-LU"/>
+              </w:rPr>
+              <w:t>Définition des critères d’évaluation du risque</w:t>
+            </w:r>
+            <w:r>
+              <w:rPr>
+                <w:noProof/>
+                <w:webHidden/>
+              </w:rPr>
+              <w:tab/>
+            </w:r>
+            <w:r>
+              <w:rPr>
                 <w:noProof/>
                 <w:webHidden/>
               </w:rPr>
@@ -1733,7 +1729,7 @@
                 <w:noProof/>
                 <w:webHidden/>
               </w:rPr>
-              <w:instrText xml:space="preserve"> PAGEREF _Toc229569848 \h </w:instrText>
+              <w:instrText xml:space="preserve"> PAGEREF _Toc230360791 \h </w:instrText>
             </w:r>
             <w:r>
               <w:rPr>
@@ -1783,14 +1779,14 @@
               <w14:ligatures w14:val="standardContextual"/>
             </w:rPr>
           </w:pPr>
-          <w:hyperlink w:anchor="_Toc229569849" w:history="1">
+          <w:hyperlink w:anchor="_Toc230360792" w:history="1">
             <w:r>
               <w:rPr>
                 <w:rStyle w:val="Hyperlink"/>
                 <w:noProof/>
-                <w:lang w:val="en-GB"/>
-              </w:rPr>
-              <w:t>2.2.1.2</w:t>
+                <w:lang w:val="fr-LU"/>
+              </w:rPr>
+              <w:t>2.2.1</w:t>
             </w:r>
             <w:r>
               <w:rPr>
@@ -1812,7 +1808,7 @@
                 <w:noProof/>
                 <w:lang w:val="fr-LU"/>
               </w:rPr>
-              <w:t>Échelle des menaces</w:t>
+              <w:t>Risques de l’information</w:t>
             </w:r>
             <w:r>
               <w:rPr>
@@ -1833,7 +1829,7 @@
                 <w:noProof/>
                 <w:webHidden/>
               </w:rPr>
-              <w:instrText xml:space="preserve"> PAGEREF _Toc229569849 \h </w:instrText>
+              <w:instrText xml:space="preserve"> PAGEREF _Toc230360792 \h </w:instrText>
             </w:r>
             <w:r>
               <w:rPr>
@@ -1883,14 +1879,14 @@
               <w14:ligatures w14:val="standardContextual"/>
             </w:rPr>
           </w:pPr>
-          <w:hyperlink w:anchor="_Toc229569850" w:history="1">
+          <w:hyperlink w:anchor="_Toc230360793" w:history="1">
             <w:r>
               <w:rPr>
                 <w:rStyle w:val="Hyperlink"/>
                 <w:noProof/>
                 <w:lang w:val="en-GB"/>
               </w:rPr>
-              <w:t>2.2.1.3</w:t>
+              <w:t>2.2.1.1</w:t>
             </w:r>
             <w:r>
               <w:rPr>
@@ -1912,7 +1908,7 @@
                 <w:noProof/>
                 <w:lang w:val="fr-LU"/>
               </w:rPr>
-              <w:t>Échelle des vulnérabilités</w:t>
+              <w:t>Échelle d’impacts</w:t>
             </w:r>
             <w:r>
               <w:rPr>
@@ -1933,7 +1929,7 @@
                 <w:noProof/>
                 <w:webHidden/>
               </w:rPr>
-              <w:instrText xml:space="preserve"> PAGEREF _Toc229569850 \h </w:instrText>
+              <w:instrText xml:space="preserve"> PAGEREF _Toc230360793 \h </w:instrText>
             </w:r>
             <w:r>
               <w:rPr>
@@ -1983,14 +1979,14 @@
               <w14:ligatures w14:val="standardContextual"/>
             </w:rPr>
           </w:pPr>
-          <w:hyperlink w:anchor="_Toc229569851" w:history="1">
+          <w:hyperlink w:anchor="_Toc230360794" w:history="1">
             <w:r>
               <w:rPr>
                 <w:rStyle w:val="Hyperlink"/>
                 <w:noProof/>
                 <w:lang w:val="en-GB"/>
               </w:rPr>
-              <w:t>2.2.1.4</w:t>
+              <w:t>2.2.1.2</w:t>
             </w:r>
             <w:r>
               <w:rPr>
@@ -2012,7 +2008,7 @@
                 <w:noProof/>
                 <w:lang w:val="fr-LU"/>
               </w:rPr>
-              <w:t>Seuils d’acceptation des risques</w:t>
+              <w:t>Échelle des menaces</w:t>
             </w:r>
             <w:r>
               <w:rPr>
@@ -2033,7 +2029,7 @@
                 <w:noProof/>
                 <w:webHidden/>
               </w:rPr>
-              <w:instrText xml:space="preserve"> PAGEREF _Toc229569851 \h </w:instrText>
+              <w:instrText xml:space="preserve"> PAGEREF _Toc230360794 \h </w:instrText>
             </w:r>
             <w:r>
               <w:rPr>
@@ -2053,7 +2049,7 @@
                 <w:noProof/>
                 <w:webHidden/>
               </w:rPr>
-              <w:t>5</w:t>
+              <w:t>4</w:t>
             </w:r>
             <w:r>
               <w:rPr>
@@ -2083,14 +2079,14 @@
               <w14:ligatures w14:val="standardContextual"/>
             </w:rPr>
           </w:pPr>
-          <w:hyperlink w:anchor="_Toc229569852" w:history="1">
+          <w:hyperlink w:anchor="_Toc230360795" w:history="1">
             <w:r>
               <w:rPr>
                 <w:rStyle w:val="Hyperlink"/>
                 <w:noProof/>
-                <w:lang w:val="fr-LU"/>
-              </w:rPr>
-              <w:t>2.2.2</w:t>
+                <w:lang w:val="en-GB"/>
+              </w:rPr>
+              <w:t>2.2.1.3</w:t>
             </w:r>
             <w:r>
               <w:rPr>
@@ -2112,7 +2108,7 @@
                 <w:noProof/>
                 <w:lang w:val="fr-LU"/>
               </w:rPr>
-              <w:t>Risques opérationnels</w:t>
+              <w:t>Échelle des vulnérabilités</w:t>
             </w:r>
             <w:r>
               <w:rPr>
@@ -2133,7 +2129,7 @@
                 <w:noProof/>
                 <w:webHidden/>
               </w:rPr>
-              <w:instrText xml:space="preserve"> PAGEREF _Toc229569852 \h </w:instrText>
+              <w:instrText xml:space="preserve"> PAGEREF _Toc230360795 \h </w:instrText>
             </w:r>
             <w:r>
               <w:rPr>
@@ -2153,7 +2149,7 @@
                 <w:noProof/>
                 <w:webHidden/>
               </w:rPr>
-              <w:t>5</w:t>
+              <w:t>4</w:t>
             </w:r>
             <w:r>
               <w:rPr>
@@ -2183,14 +2179,14 @@
               <w14:ligatures w14:val="standardContextual"/>
             </w:rPr>
           </w:pPr>
-          <w:hyperlink w:anchor="_Toc229569853" w:history="1">
+          <w:hyperlink w:anchor="_Toc230360796" w:history="1">
             <w:r>
               <w:rPr>
                 <w:rStyle w:val="Hyperlink"/>
                 <w:noProof/>
                 <w:lang w:val="en-GB"/>
               </w:rPr>
-              <w:t>2.2.2.1</w:t>
+              <w:t>2.2.1.4</w:t>
             </w:r>
             <w:r>
               <w:rPr>
@@ -2212,7 +2208,7 @@
                 <w:noProof/>
                 <w:lang w:val="fr-LU"/>
               </w:rPr>
-              <w:t>Échelle d’impacts</w:t>
+              <w:t>Seuils d’acceptation des risques</w:t>
             </w:r>
             <w:r>
               <w:rPr>
@@ -2233,7 +2229,7 @@
                 <w:noProof/>
                 <w:webHidden/>
               </w:rPr>
-              <w:instrText xml:space="preserve"> PAGEREF _Toc229569853 \h </w:instrText>
+              <w:instrText xml:space="preserve"> PAGEREF _Toc230360796 \h </w:instrText>
             </w:r>
             <w:r>
               <w:rPr>
@@ -2283,14 +2279,14 @@
               <w14:ligatures w14:val="standardContextual"/>
             </w:rPr>
           </w:pPr>
-          <w:hyperlink w:anchor="_Toc229569854" w:history="1">
+          <w:hyperlink w:anchor="_Toc230360797" w:history="1">
             <w:r>
               <w:rPr>
                 <w:rStyle w:val="Hyperlink"/>
                 <w:noProof/>
-                <w:lang w:val="en-GB"/>
-              </w:rPr>
-              <w:t>2.2.2.2</w:t>
+                <w:lang w:val="fr-LU"/>
+              </w:rPr>
+              <w:t>2.2.2</w:t>
             </w:r>
             <w:r>
               <w:rPr>
@@ -2312,7 +2308,7 @@
                 <w:noProof/>
                 <w:lang w:val="fr-LU"/>
               </w:rPr>
-              <w:t>Echelle de vraisemblance</w:t>
+              <w:t>Risques opérationnels</w:t>
             </w:r>
             <w:r>
               <w:rPr>
@@ -2333,7 +2329,7 @@
                 <w:noProof/>
                 <w:webHidden/>
               </w:rPr>
-              <w:instrText xml:space="preserve"> PAGEREF _Toc229569854 \h </w:instrText>
+              <w:instrText xml:space="preserve"> PAGEREF _Toc230360797 \h </w:instrText>
             </w:r>
             <w:r>
               <w:rPr>
@@ -2383,14 +2379,14 @@
               <w14:ligatures w14:val="standardContextual"/>
             </w:rPr>
           </w:pPr>
-          <w:hyperlink w:anchor="_Toc229569855" w:history="1">
+          <w:hyperlink w:anchor="_Toc230360798" w:history="1">
             <w:r>
               <w:rPr>
                 <w:rStyle w:val="Hyperlink"/>
                 <w:noProof/>
                 <w:lang w:val="en-GB"/>
               </w:rPr>
-              <w:t>2.2.2.3</w:t>
+              <w:t>2.2.2.1</w:t>
             </w:r>
             <w:r>
               <w:rPr>
@@ -2412,6 +2408,206 @@
                 <w:noProof/>
                 <w:lang w:val="fr-LU"/>
               </w:rPr>
+              <w:t>Échelle d’impacts</w:t>
+            </w:r>
+            <w:r>
+              <w:rPr>
+                <w:noProof/>
+                <w:webHidden/>
+              </w:rPr>
+              <w:tab/>
+            </w:r>
+            <w:r>
+              <w:rPr>
+                <w:noProof/>
+                <w:webHidden/>
+              </w:rPr>
+              <w:fldChar w:fldCharType="begin"/>
+            </w:r>
+            <w:r>
+              <w:rPr>
+                <w:noProof/>
+                <w:webHidden/>
+              </w:rPr>
+              <w:instrText xml:space="preserve"> PAGEREF _Toc230360798 \h </w:instrText>
+            </w:r>
+            <w:r>
+              <w:rPr>
+                <w:noProof/>
+                <w:webHidden/>
+              </w:rPr>
+            </w:r>
+            <w:r>
+              <w:rPr>
+                <w:noProof/>
+                <w:webHidden/>
+              </w:rPr>
+              <w:fldChar w:fldCharType="separate"/>
+            </w:r>
+            <w:r>
+              <w:rPr>
+                <w:noProof/>
+                <w:webHidden/>
+              </w:rPr>
+              <w:t>5</w:t>
+            </w:r>
+            <w:r>
+              <w:rPr>
+                <w:noProof/>
+                <w:webHidden/>
+              </w:rPr>
+              <w:fldChar w:fldCharType="end"/>
+            </w:r>
+          </w:hyperlink>
+        </w:p>
+        <w:p>
+          <w:pPr>
+            <w:pStyle w:val="TOC3"/>
+            <w:tabs>
+              <w:tab w:val="left" w:pos="1320"/>
+              <w:tab w:val="right" w:leader="dot" w:pos="9764"/>
+            </w:tabs>
+            <w:rPr>
+              <w:rFonts w:asciiTheme="minorHAnsi" w:eastAsiaTheme="minorEastAsia" w:hAnsiTheme="minorHAnsi" w:cstheme="minorBidi"/>
+              <w:i w:val="0"/>
+              <w:iCs w:val="0"/>
+              <w:noProof/>
+              <w:kern w:val="2"/>
+              <w:sz w:val="24"/>
+              <w:szCs w:val="24"/>
+              <w:lang w:val="en-LU" w:eastAsia="en-GB"/>
+              <w14:ligatures w14:val="standardContextual"/>
+            </w:rPr>
+          </w:pPr>
+          <w:hyperlink w:anchor="_Toc230360799" w:history="1">
+            <w:r>
+              <w:rPr>
+                <w:rStyle w:val="Hyperlink"/>
+                <w:noProof/>
+                <w:lang w:val="en-GB"/>
+              </w:rPr>
+              <w:t>2.2.2.2</w:t>
+            </w:r>
+            <w:r>
+              <w:rPr>
+                <w:rFonts w:asciiTheme="minorHAnsi" w:eastAsiaTheme="minorEastAsia" w:hAnsiTheme="minorHAnsi" w:cstheme="minorBidi"/>
+                <w:i w:val="0"/>
+                <w:iCs w:val="0"/>
+                <w:noProof/>
+                <w:kern w:val="2"/>
+                <w:sz w:val="24"/>
+                <w:szCs w:val="24"/>
+                <w:lang w:val="en-LU" w:eastAsia="en-GB"/>
+                <w14:ligatures w14:val="standardContextual"/>
+              </w:rPr>
+              <w:tab/>
+            </w:r>
+            <w:r>
+              <w:rPr>
+                <w:rStyle w:val="Hyperlink"/>
+                <w:noProof/>
+                <w:lang w:val="fr-LU"/>
+              </w:rPr>
+              <w:t>Echelle de vraisemblance</w:t>
+            </w:r>
+            <w:r>
+              <w:rPr>
+                <w:noProof/>
+                <w:webHidden/>
+              </w:rPr>
+              <w:tab/>
+            </w:r>
+            <w:r>
+              <w:rPr>
+                <w:noProof/>
+                <w:webHidden/>
+              </w:rPr>
+              <w:fldChar w:fldCharType="begin"/>
+            </w:r>
+            <w:r>
+              <w:rPr>
+                <w:noProof/>
+                <w:webHidden/>
+              </w:rPr>
+              <w:instrText xml:space="preserve"> PAGEREF _Toc230360799 \h </w:instrText>
+            </w:r>
+            <w:r>
+              <w:rPr>
+                <w:noProof/>
+                <w:webHidden/>
+              </w:rPr>
+            </w:r>
+            <w:r>
+              <w:rPr>
+                <w:noProof/>
+                <w:webHidden/>
+              </w:rPr>
+              <w:fldChar w:fldCharType="separate"/>
+            </w:r>
+            <w:r>
+              <w:rPr>
+                <w:noProof/>
+                <w:webHidden/>
+              </w:rPr>
+              <w:t>5</w:t>
+            </w:r>
+            <w:r>
+              <w:rPr>
+                <w:noProof/>
+                <w:webHidden/>
+              </w:rPr>
+              <w:fldChar w:fldCharType="end"/>
+            </w:r>
+          </w:hyperlink>
+        </w:p>
+        <w:p>
+          <w:pPr>
+            <w:pStyle w:val="TOC3"/>
+            <w:tabs>
+              <w:tab w:val="left" w:pos="1320"/>
+              <w:tab w:val="right" w:leader="dot" w:pos="9764"/>
+            </w:tabs>
+            <w:rPr>
+              <w:rFonts w:asciiTheme="minorHAnsi" w:eastAsiaTheme="minorEastAsia" w:hAnsiTheme="minorHAnsi" w:cstheme="minorBidi"/>
+              <w:i w:val="0"/>
+              <w:iCs w:val="0"/>
+              <w:noProof/>
+              <w:kern w:val="2"/>
+              <w:sz w:val="24"/>
+              <w:szCs w:val="24"/>
+              <w:lang w:val="en-LU" w:eastAsia="en-GB"/>
+              <w14:ligatures w14:val="standardContextual"/>
+            </w:rPr>
+          </w:pPr>
+          <w:hyperlink w:anchor="_Toc230360800" w:history="1">
+            <w:r>
+              <w:rPr>
+                <w:rStyle w:val="Hyperlink"/>
+                <w:noProof/>
+                <w:lang w:val="en-GB"/>
+              </w:rPr>
+              <w:t>2.2.2.3</w:t>
+            </w:r>
+            <w:r>
+              <w:rPr>
+                <w:rFonts w:asciiTheme="minorHAnsi" w:eastAsiaTheme="minorEastAsia" w:hAnsiTheme="minorHAnsi" w:cstheme="minorBidi"/>
+                <w:i w:val="0"/>
+                <w:iCs w:val="0"/>
+                <w:noProof/>
+                <w:kern w:val="2"/>
+                <w:sz w:val="24"/>
+                <w:szCs w:val="24"/>
+                <w:lang w:val="en-LU" w:eastAsia="en-GB"/>
+                <w14:ligatures w14:val="standardContextual"/>
+              </w:rPr>
+              <w:tab/>
+            </w:r>
+            <w:r>
+              <w:rPr>
+                <w:rStyle w:val="Hyperlink"/>
+                <w:noProof/>
+                <w:lang w:val="fr-LU"/>
+              </w:rPr>
               <w:t>Seuils d’acceptation des risques</w:t>
             </w:r>
             <w:r>
@@ -2433,7 +2629,7 @@
                 <w:noProof/>
                 <w:webHidden/>
               </w:rPr>
-              <w:instrText xml:space="preserve"> PAGEREF _Toc229569855 \h </w:instrText>
+              <w:instrText xml:space="preserve"> PAGEREF _Toc230360800 \h </w:instrText>
             </w:r>
             <w:r>
               <w:rPr>
@@ -2482,7 +2678,7 @@
               <w14:ligatures w14:val="standardContextual"/>
             </w:rPr>
           </w:pPr>
-          <w:hyperlink w:anchor="_Toc229569856" w:history="1">
+          <w:hyperlink w:anchor="_Toc230360801" w:history="1">
             <w:r>
               <w:rPr>
                 <w:rStyle w:val="Hyperlink"/>
@@ -2533,7 +2729,7 @@
                 <w:noProof/>
                 <w:webHidden/>
               </w:rPr>
-              <w:instrText xml:space="preserve"> PAGEREF _Toc229569856 \h </w:instrText>
+              <w:instrText xml:space="preserve"> PAGEREF _Toc230360801 \h </w:instrText>
             </w:r>
             <w:r>
               <w:rPr>
@@ -2582,7 +2778,7 @@
               <w14:ligatures w14:val="standardContextual"/>
             </w:rPr>
           </w:pPr>
-          <w:hyperlink w:anchor="_Toc229569857" w:history="1">
+          <w:hyperlink w:anchor="_Toc230360802" w:history="1">
             <w:r>
               <w:rPr>
                 <w:rStyle w:val="Hyperlink"/>
@@ -2632,7 +2828,7 @@
                 <w:noProof/>
                 <w:webHidden/>
               </w:rPr>
-              <w:instrText xml:space="preserve"> PAGEREF _Toc229569857 \h </w:instrText>
+              <w:instrText xml:space="preserve"> PAGEREF _Toc230360802 \h </w:instrText>
             </w:r>
             <w:r>
               <w:rPr>
@@ -2682,7 +2878,7 @@
               <w14:ligatures w14:val="standardContextual"/>
             </w:rPr>
           </w:pPr>
-          <w:hyperlink w:anchor="_Toc229569858" w:history="1">
+          <w:hyperlink w:anchor="_Toc230360803" w:history="1">
             <w:r>
               <w:rPr>
                 <w:rStyle w:val="Hyperlink"/>
@@ -2710,7 +2906,7 @@
                 <w:noProof/>
                 <w:webHidden/>
               </w:rPr>
-              <w:instrText xml:space="preserve"> PAGEREF _Toc229569858 \h </w:instrText>
+              <w:instrText xml:space="preserve"> PAGEREF _Toc230360803 \h </w:instrText>
             </w:r>
             <w:r>
               <w:rPr>
@@ -2760,7 +2956,7 @@
               <w14:ligatures w14:val="standardContextual"/>
             </w:rPr>
           </w:pPr>
-          <w:hyperlink w:anchor="_Toc229569859" w:history="1">
+          <w:hyperlink w:anchor="_Toc230360804" w:history="1">
             <w:r>
               <w:rPr>
                 <w:rStyle w:val="Hyperlink"/>
@@ -2788,7 +2984,7 @@
                 <w:noProof/>
                 <w:webHidden/>
               </w:rPr>
-              <w:instrText xml:space="preserve"> PAGEREF _Toc229569859 \h </w:instrText>
+              <w:instrText xml:space="preserve"> PAGEREF _Toc230360804 \h </w:instrText>
             </w:r>
             <w:r>
               <w:rPr>
@@ -2838,7 +3034,7 @@
               <w14:ligatures w14:val="standardContextual"/>
             </w:rPr>
           </w:pPr>
-          <w:hyperlink w:anchor="_Toc229569860" w:history="1">
+          <w:hyperlink w:anchor="_Toc230360805" w:history="1">
             <w:r>
               <w:rPr>
                 <w:rStyle w:val="Hyperlink"/>
@@ -2866,7 +3062,7 @@
                 <w:noProof/>
                 <w:webHidden/>
               </w:rPr>
-              <w:instrText xml:space="preserve"> PAGEREF _Toc229569860 \h </w:instrText>
+              <w:instrText xml:space="preserve"> PAGEREF _Toc230360805 \h </w:instrText>
             </w:r>
             <w:r>
               <w:rPr>
@@ -3086,7 +3282,7 @@
           <w:lang w:val="fr-LU"/>
         </w:rPr>
       </w:pPr>
-      <w:bookmarkStart w:id="8" w:name="_Toc229569840"/>
+      <w:bookmarkStart w:id="8" w:name="_Toc230360783"/>
       <w:r>
         <w:rPr>
           <w:lang w:val="fr-LU"/>
@@ -3107,7 +3303,7 @@
           <w:lang w:val="fr-LU"/>
         </w:rPr>
       </w:pPr>
-      <w:bookmarkStart w:id="9" w:name="_Toc229569841"/>
+      <w:bookmarkStart w:id="9" w:name="_Toc230360784"/>
       <w:r>
         <w:rPr>
           <w:lang w:val="fr-LU"/>
@@ -3152,7 +3348,7 @@
           <w:lang w:val="fr-LU"/>
         </w:rPr>
       </w:pPr>
-      <w:bookmarkStart w:id="10" w:name="_Toc229569842"/>
+      <w:bookmarkStart w:id="10" w:name="_Toc230360785"/>
       <w:r>
         <w:rPr>
           <w:lang w:val="fr-LU"/>
@@ -3198,7 +3394,7 @@
           <w:lang w:val="fr-LU"/>
         </w:rPr>
       </w:pPr>
-      <w:bookmarkStart w:id="11" w:name="_Toc229569843"/>
+      <w:bookmarkStart w:id="11" w:name="_Toc230360786"/>
       <w:r>
         <w:rPr>
           <w:lang w:val="fr-LU"/>
@@ -3419,7 +3615,7 @@
           <w:lang w:val="fr-LU"/>
         </w:rPr>
       </w:pPr>
-      <w:bookmarkStart w:id="12" w:name="_Toc229569844"/>
+      <w:bookmarkStart w:id="12" w:name="_Toc230360787"/>
       <w:r>
         <w:rPr>
           <w:lang w:val="fr-LU"/>
@@ -3446,32 +3642,98 @@
           <w:lang w:val="fr-LU"/>
         </w:rPr>
       </w:pPr>
-      <w:bookmarkStart w:id="13" w:name="_Toc229569845"/>
-      <w:bookmarkStart w:id="14" w:name="_Toc354489473"/>
+      <w:bookmarkStart w:id="13" w:name="_Toc354489473"/>
+      <w:bookmarkStart w:id="14" w:name="_Toc230360788"/>
       <w:r>
         <w:rPr>
           <w:lang w:val="fr-LU"/>
         </w:rPr>
         <w:t>Description du contexte</w:t>
       </w:r>
+      <w:bookmarkEnd w:id="14"/>
+      <w:r>
+        <w:rPr>
+          <w:lang w:val="fr-LU"/>
+        </w:rPr>
+        <w:t xml:space="preserve"> </w:t>
+      </w:r>
       <w:bookmarkEnd w:id="13"/>
-      <w:r>
-        <w:rPr>
-          <w:lang w:val="fr-LU"/>
-        </w:rPr>
-        <w:t xml:space="preserve"> </w:t>
-      </w:r>
-      <w:bookmarkEnd w:id="14"/>
     </w:p>
     <w:p>
       <w:pPr>
-        <w:rPr>
-          <w:sz w:val="10"/>
-          <w:szCs w:val="10"/>
-        </w:rPr>
-      </w:pPr>
+        <w:pStyle w:val="Heading3"/>
+        <w:numPr>
+          <w:ilvl w:val="2"/>
+          <w:numId w:val="1"/>
+        </w:numPr>
+        <w:ind w:left="709"/>
+      </w:pPr>
+      <w:bookmarkStart w:id="15" w:name="_Toc354489474"/>
+      <w:bookmarkStart w:id="16" w:name="_Toc230360230"/>
+      <w:bookmarkStart w:id="17" w:name="_Toc230360789"/>
+      <w:proofErr w:type="spellStart"/>
+      <w:r>
+        <w:t>Contexte</w:t>
+      </w:r>
+      <w:proofErr w:type="spellEnd"/>
+      <w:r>
+        <w:t xml:space="preserve"> de </w:t>
+      </w:r>
+      <w:proofErr w:type="spellStart"/>
+      <w:r>
+        <w:t>l'analyse</w:t>
+      </w:r>
+      <w:proofErr w:type="spellEnd"/>
+      <w:r>
+        <w:t xml:space="preserve"> des </w:t>
+      </w:r>
+      <w:proofErr w:type="spellStart"/>
+      <w:r>
+        <w:t>risques</w:t>
+      </w:r>
+      <w:bookmarkEnd w:id="16"/>
+      <w:bookmarkEnd w:id="17"/>
+      <w:proofErr w:type="spellEnd"/>
+    </w:p>
+    <w:p>
       <w:r>
         <w:t>${CONTEXT_GEST_RISK}</w:t>
+      </w:r>
+    </w:p>
+    <w:p>
+      <w:pPr>
+        <w:pStyle w:val="Heading3"/>
+        <w:numPr>
+          <w:ilvl w:val="2"/>
+          <w:numId w:val="1"/>
+        </w:numPr>
+        <w:ind w:left="709"/>
+      </w:pPr>
+      <w:bookmarkStart w:id="18" w:name="_Toc230360231"/>
+      <w:bookmarkStart w:id="19" w:name="_Toc230360790"/>
+      <w:r>
+        <w:t xml:space="preserve">Parties </w:t>
+      </w:r>
+      <w:proofErr w:type="spellStart"/>
+      <w:r>
+        <w:t>intéressées</w:t>
+      </w:r>
+      <w:proofErr w:type="spellEnd"/>
+      <w:r>
+        <w:t xml:space="preserve"> et exigences</w:t>
+      </w:r>
+      <w:bookmarkEnd w:id="18"/>
+      <w:bookmarkEnd w:id="19"/>
+    </w:p>
+    <w:p>
+      <w:r>
+        <w:t>${</w:t>
+      </w:r>
+      <w:r>
+        <w:t>TABLE_INTERESTED_PARTIES</w:t>
+      </w:r>
+      <w:r>
+        <w:t>}</w:t>
       </w:r>
     </w:p>
     <w:p>
@@ -3486,8 +3748,7 @@
           <w:lang w:val="fr-LU"/>
         </w:rPr>
       </w:pPr>
-      <w:bookmarkStart w:id="15" w:name="_Toc354489474"/>
-      <w:bookmarkStart w:id="16" w:name="_Toc229569846"/>
+      <w:bookmarkStart w:id="20" w:name="_Toc230360791"/>
       <w:r>
         <w:rPr>
           <w:lang w:val="fr-LU"/>
@@ -3495,7 +3756,7 @@
         <w:t>Définition des critères d’évaluation du risque</w:t>
       </w:r>
       <w:bookmarkEnd w:id="15"/>
-      <w:bookmarkEnd w:id="16"/>
+      <w:bookmarkEnd w:id="20"/>
     </w:p>
     <w:p>
       <w:pPr>
@@ -3509,14 +3770,14 @@
           <w:lang w:val="fr-LU"/>
         </w:rPr>
       </w:pPr>
-      <w:bookmarkStart w:id="17" w:name="_Toc229569847"/>
+      <w:bookmarkStart w:id="21" w:name="_Toc230360792"/>
       <w:r>
         <w:rPr>
           <w:lang w:val="fr-LU"/>
         </w:rPr>
         <w:t>Risques de l’information</w:t>
       </w:r>
-      <w:bookmarkEnd w:id="17"/>
+      <w:bookmarkEnd w:id="21"/>
     </w:p>
     <w:p>
       <w:pPr>
@@ -3529,16 +3790,16 @@
           <w:lang w:val="fr-LU"/>
         </w:rPr>
       </w:pPr>
-      <w:bookmarkStart w:id="18" w:name="_Toc354489475"/>
-      <w:bookmarkStart w:id="19" w:name="_Toc229569848"/>
+      <w:bookmarkStart w:id="22" w:name="_Toc354489475"/>
+      <w:bookmarkStart w:id="23" w:name="_Toc230360793"/>
       <w:r>
         <w:rPr>
           <w:lang w:val="fr-LU"/>
         </w:rPr>
         <w:t>Échelle d’impacts</w:t>
       </w:r>
-      <w:bookmarkEnd w:id="18"/>
-      <w:bookmarkEnd w:id="19"/>
+      <w:bookmarkEnd w:id="22"/>
+      <w:bookmarkEnd w:id="23"/>
     </w:p>
     <w:p>
       <w:pPr>
@@ -3610,14 +3871,14 @@
           <w:lang w:val="fr-LU"/>
         </w:rPr>
       </w:pPr>
-      <w:bookmarkStart w:id="20" w:name="_Toc229569849"/>
+      <w:bookmarkStart w:id="24" w:name="_Toc230360794"/>
       <w:r>
         <w:rPr>
           <w:lang w:val="fr-LU"/>
         </w:rPr>
         <w:t>Échelle des menaces</w:t>
       </w:r>
-      <w:bookmarkEnd w:id="20"/>
+      <w:bookmarkEnd w:id="24"/>
     </w:p>
     <w:p>
       <w:pPr>
@@ -3666,14 +3927,14 @@
           <w:lang w:val="fr-LU"/>
         </w:rPr>
       </w:pPr>
-      <w:bookmarkStart w:id="21" w:name="_Toc229569850"/>
+      <w:bookmarkStart w:id="25" w:name="_Toc230360795"/>
       <w:r>
         <w:rPr>
           <w:lang w:val="fr-LU"/>
         </w:rPr>
         <w:t>Échelle des vulnérabilités</w:t>
       </w:r>
-      <w:bookmarkEnd w:id="21"/>
+      <w:bookmarkEnd w:id="25"/>
     </w:p>
     <w:p>
       <w:pPr>
@@ -3743,7 +4004,7 @@
           <w:lang w:val="fr-LU"/>
         </w:rPr>
       </w:pPr>
-      <w:bookmarkStart w:id="22" w:name="_Toc229569851"/>
+      <w:bookmarkStart w:id="26" w:name="_Toc230360796"/>
       <w:r>
         <w:rPr>
           <w:lang w:val="fr-LU"/>
@@ -3757,7 +4018,7 @@
         </w:rPr>
         <w:t>euils d’acceptation des risques</w:t>
       </w:r>
-      <w:bookmarkEnd w:id="22"/>
+      <w:bookmarkEnd w:id="26"/>
     </w:p>
     <w:p>
       <w:pPr>
@@ -3906,14 +4167,14 @@
           <w:lang w:val="fr-LU"/>
         </w:rPr>
       </w:pPr>
-      <w:bookmarkStart w:id="23" w:name="_Toc229569852"/>
+      <w:bookmarkStart w:id="27" w:name="_Toc230360797"/>
       <w:r>
         <w:rPr>
           <w:lang w:val="fr-LU"/>
         </w:rPr>
         <w:t>Risques opérationnels</w:t>
       </w:r>
-      <w:bookmarkEnd w:id="23"/>
+      <w:bookmarkEnd w:id="27"/>
     </w:p>
     <w:p>
       <w:pPr>
@@ -3926,14 +4187,14 @@
           <w:lang w:val="fr-LU"/>
         </w:rPr>
       </w:pPr>
-      <w:bookmarkStart w:id="24" w:name="_Toc229569853"/>
+      <w:bookmarkStart w:id="28" w:name="_Toc230360798"/>
       <w:r>
         <w:rPr>
           <w:lang w:val="fr-LU"/>
         </w:rPr>
         <w:t>Échelle d’impacts</w:t>
       </w:r>
-      <w:bookmarkEnd w:id="24"/>
+      <w:bookmarkEnd w:id="28"/>
     </w:p>
     <w:p>
       <w:r>
@@ -3951,14 +4212,14 @@
           <w:lang w:val="fr-LU"/>
         </w:rPr>
       </w:pPr>
-      <w:bookmarkStart w:id="25" w:name="_Toc229569854"/>
+      <w:bookmarkStart w:id="29" w:name="_Toc230360799"/>
       <w:r>
         <w:rPr>
           <w:lang w:val="fr-LU"/>
         </w:rPr>
         <w:t>Echelle de vraisemblance</w:t>
       </w:r>
-      <w:bookmarkEnd w:id="25"/>
+      <w:bookmarkEnd w:id="29"/>
     </w:p>
     <w:p>
       <w:pPr>
@@ -3984,7 +4245,7 @@
           <w:lang w:val="fr-LU"/>
         </w:rPr>
       </w:pPr>
-      <w:bookmarkStart w:id="26" w:name="_Toc229569855"/>
+      <w:bookmarkStart w:id="30" w:name="_Toc230360800"/>
       <w:r>
         <w:rPr>
           <w:lang w:val="fr-LU"/>
@@ -3997,7 +4258,7 @@
         </w:rPr>
         <w:t>euils d’acceptation des risques</w:t>
       </w:r>
-      <w:bookmarkEnd w:id="26"/>
+      <w:bookmarkEnd w:id="30"/>
     </w:p>
     <w:p>
       <w:pPr>
@@ -4024,7 +4285,7 @@
           <w:lang w:val="fr-LU"/>
         </w:rPr>
       </w:pPr>
-      <w:bookmarkStart w:id="27" w:name="_Toc229569856"/>
+      <w:bookmarkStart w:id="31" w:name="_Toc230360801"/>
       <w:r>
         <w:rPr>
           <w:lang w:val="fr-LU"/>
@@ -4043,7 +4304,7 @@
         </w:rPr>
         <w:t>des tendances et des menaces</w:t>
       </w:r>
-      <w:bookmarkEnd w:id="27"/>
+      <w:bookmarkEnd w:id="31"/>
     </w:p>
     <w:p>
       <w:pPr>
@@ -4127,8 +4388,8 @@
           <w:lang w:val="fr-LU"/>
         </w:rPr>
       </w:pPr>
-      <w:bookmarkStart w:id="28" w:name="_Toc229569022"/>
-      <w:bookmarkStart w:id="29" w:name="_Toc229569857"/>
+      <w:bookmarkStart w:id="32" w:name="_Toc229569022"/>
+      <w:bookmarkStart w:id="33" w:name="_Toc230360802"/>
       <w:proofErr w:type="spellStart"/>
       <w:r>
         <w:lastRenderedPageBreak/>
@@ -4142,8 +4403,8 @@
       <w:r>
         <w:t>réévaluation</w:t>
       </w:r>
-      <w:bookmarkEnd w:id="28"/>
-      <w:bookmarkEnd w:id="29"/>
+      <w:bookmarkEnd w:id="32"/>
+      <w:bookmarkEnd w:id="33"/>
       <w:proofErr w:type="spellEnd"/>
     </w:p>
     <w:p>
@@ -4299,7 +4560,7 @@
           <w:lang w:val="fr-LU"/>
         </w:rPr>
       </w:pPr>
-      <w:bookmarkStart w:id="30" w:name="_Toc229569858"/>
+      <w:bookmarkStart w:id="34" w:name="_Toc230360803"/>
       <w:r>
         <w:rPr>
           <w:lang w:val="fr-LU"/>
@@ -4319,7 +4580,7 @@
         </w:rPr>
         <w:t>ollecte de l’information</w:t>
       </w:r>
-      <w:bookmarkEnd w:id="30"/>
+      <w:bookmarkEnd w:id="34"/>
     </w:p>
     <w:p>
       <w:pPr>
@@ -4348,7 +4609,7 @@
           <w:lang w:val="fr-LU"/>
         </w:rPr>
       </w:pPr>
-      <w:bookmarkStart w:id="31" w:name="_Toc229569859"/>
+      <w:bookmarkStart w:id="35" w:name="_Toc230360804"/>
       <w:r>
         <w:rPr>
           <w:lang w:val="fr-LU"/>
@@ -4380,7 +4641,7 @@
         </w:rPr>
         <w:t>valuation des tendances</w:t>
       </w:r>
-      <w:bookmarkEnd w:id="31"/>
+      <w:bookmarkEnd w:id="35"/>
     </w:p>
     <w:p>
       <w:pPr>
@@ -4408,7 +4669,7 @@
           <w:lang w:val="fr-LU"/>
         </w:rPr>
       </w:pPr>
-      <w:bookmarkStart w:id="32" w:name="_Toc229569860"/>
+      <w:bookmarkStart w:id="36" w:name="_Toc230360805"/>
       <w:r>
         <w:rPr>
           <w:lang w:val="fr-LU"/>
@@ -4434,7 +4695,7 @@
         </w:rPr>
         <w:t>valuation des menaces</w:t>
       </w:r>
-      <w:bookmarkEnd w:id="32"/>
+      <w:bookmarkEnd w:id="36"/>
     </w:p>
     <w:p>
       <w:pPr>
